--- a/src/МинаковВС_КМБО-01-23.docx
+++ b/src/МинаковВС_КМБО-01-23.docx
@@ -32,6 +32,13 @@
           <w:pPr>
             <w:pStyle w:val="a6"/>
           </w:pPr>
+          <w:r>
+            <w:rPr>
+              <w:b w:val="0"/>
+              <w:bCs/>
+            </w:rPr>
+            <w:t>Содержание</w:t>
+          </w:r>
         </w:p>
         <w:p>
           <w:pPr>
@@ -43,8 +50,7 @@
             <w:rPr>
               <w:rFonts w:asciiTheme="minorHAnsi" w:eastAsiaTheme="minorEastAsia" w:hAnsiTheme="minorHAnsi"/>
               <w:noProof/>
-              <w:sz w:val="24"/>
-              <w:szCs w:val="24"/>
+              <w:sz w:val="22"/>
               <w:lang w:eastAsia="ru-RU"/>
             </w:rPr>
           </w:pPr>
@@ -57,13 +63,11 @@
           <w:r>
             <w:fldChar w:fldCharType="separate"/>
           </w:r>
-          <w:hyperlink w:anchor="_Toc211812512" w:history="1">
+          <w:hyperlink w:anchor="_Toc212198389" w:history="1">
             <w:r>
               <w:rPr>
                 <w:rStyle w:val="aa"/>
                 <w:noProof/>
-                <w:sz w:val="24"/>
-                <w:szCs w:val="24"/>
               </w:rPr>
               <w:t>Введение</w:t>
             </w:r>
@@ -71,8 +75,6 @@
               <w:rPr>
                 <w:noProof/>
                 <w:webHidden/>
-                <w:sz w:val="24"/>
-                <w:szCs w:val="24"/>
               </w:rPr>
               <w:tab/>
             </w:r>
@@ -80,8 +82,6 @@
               <w:rPr>
                 <w:noProof/>
                 <w:webHidden/>
-                <w:sz w:val="24"/>
-                <w:szCs w:val="24"/>
               </w:rPr>
               <w:fldChar w:fldCharType="begin"/>
             </w:r>
@@ -89,25 +89,19 @@
               <w:rPr>
                 <w:noProof/>
                 <w:webHidden/>
-                <w:sz w:val="24"/>
-                <w:szCs w:val="24"/>
-              </w:rPr>
-              <w:instrText xml:space="preserve"> PAGEREF _Toc211812512 \h </w:instrText>
+              </w:rPr>
+              <w:instrText xml:space="preserve"> PAGEREF _Toc212198389 \h </w:instrText>
             </w:r>
             <w:r>
               <w:rPr>
                 <w:noProof/>
                 <w:webHidden/>
-                <w:sz w:val="24"/>
-                <w:szCs w:val="24"/>
               </w:rPr>
             </w:r>
             <w:r>
               <w:rPr>
                 <w:noProof/>
                 <w:webHidden/>
-                <w:sz w:val="24"/>
-                <w:szCs w:val="24"/>
               </w:rPr>
               <w:fldChar w:fldCharType="separate"/>
             </w:r>
@@ -115,8 +109,6 @@
               <w:rPr>
                 <w:noProof/>
                 <w:webHidden/>
-                <w:sz w:val="24"/>
-                <w:szCs w:val="24"/>
               </w:rPr>
               <w:t>3</w:t>
             </w:r>
@@ -124,1454 +116,6 @@
               <w:rPr>
                 <w:noProof/>
                 <w:webHidden/>
-                <w:sz w:val="24"/>
-                <w:szCs w:val="24"/>
-              </w:rPr>
-              <w:fldChar w:fldCharType="end"/>
-            </w:r>
-          </w:hyperlink>
-        </w:p>
-        <w:p>
-          <w:pPr>
-            <w:pStyle w:val="11"/>
-            <w:tabs>
-              <w:tab w:val="right" w:leader="dot" w:pos="9628"/>
-            </w:tabs>
-            <w:spacing w:line="240" w:lineRule="auto"/>
-            <w:rPr>
-              <w:rFonts w:asciiTheme="minorHAnsi" w:eastAsiaTheme="minorEastAsia" w:hAnsiTheme="minorHAnsi"/>
-              <w:noProof/>
-              <w:sz w:val="24"/>
-              <w:szCs w:val="24"/>
-              <w:lang w:eastAsia="ru-RU"/>
-            </w:rPr>
-          </w:pPr>
-          <w:hyperlink w:anchor="_Toc211812513" w:history="1">
-            <w:r>
-              <w:rPr>
-                <w:rStyle w:val="aa"/>
-                <w:noProof/>
-                <w:sz w:val="24"/>
-                <w:szCs w:val="24"/>
-              </w:rPr>
-              <w:t>Глава 1 Теоретическая основа автокорреляции и связь с многочленами Литтлвуда</w:t>
-            </w:r>
-            <w:r>
-              <w:rPr>
-                <w:noProof/>
-                <w:webHidden/>
-                <w:sz w:val="24"/>
-                <w:szCs w:val="24"/>
-              </w:rPr>
-              <w:tab/>
-            </w:r>
-            <w:r>
-              <w:rPr>
-                <w:noProof/>
-                <w:webHidden/>
-                <w:sz w:val="24"/>
-                <w:szCs w:val="24"/>
-              </w:rPr>
-              <w:fldChar w:fldCharType="begin"/>
-            </w:r>
-            <w:r>
-              <w:rPr>
-                <w:noProof/>
-                <w:webHidden/>
-                <w:sz w:val="24"/>
-                <w:szCs w:val="24"/>
-              </w:rPr>
-              <w:instrText xml:space="preserve"> PAGEREF _Toc211812513 \h </w:instrText>
-            </w:r>
-            <w:r>
-              <w:rPr>
-                <w:noProof/>
-                <w:webHidden/>
-                <w:sz w:val="24"/>
-                <w:szCs w:val="24"/>
-              </w:rPr>
-            </w:r>
-            <w:r>
-              <w:rPr>
-                <w:noProof/>
-                <w:webHidden/>
-                <w:sz w:val="24"/>
-                <w:szCs w:val="24"/>
-              </w:rPr>
-              <w:fldChar w:fldCharType="separate"/>
-            </w:r>
-            <w:r>
-              <w:rPr>
-                <w:noProof/>
-                <w:webHidden/>
-                <w:sz w:val="24"/>
-                <w:szCs w:val="24"/>
-              </w:rPr>
-              <w:t>5</w:t>
-            </w:r>
-            <w:r>
-              <w:rPr>
-                <w:noProof/>
-                <w:webHidden/>
-                <w:sz w:val="24"/>
-                <w:szCs w:val="24"/>
-              </w:rPr>
-              <w:fldChar w:fldCharType="end"/>
-            </w:r>
-          </w:hyperlink>
-        </w:p>
-        <w:p>
-          <w:pPr>
-            <w:pStyle w:val="21"/>
-            <w:tabs>
-              <w:tab w:val="right" w:leader="dot" w:pos="9628"/>
-            </w:tabs>
-            <w:spacing w:line="240" w:lineRule="auto"/>
-            <w:rPr>
-              <w:rFonts w:asciiTheme="minorHAnsi" w:eastAsiaTheme="minorEastAsia" w:hAnsiTheme="minorHAnsi"/>
-              <w:noProof/>
-              <w:sz w:val="24"/>
-              <w:szCs w:val="24"/>
-              <w:lang w:eastAsia="ru-RU"/>
-            </w:rPr>
-          </w:pPr>
-          <w:hyperlink w:anchor="_Toc211812514" w:history="1">
-            <w:r>
-              <w:rPr>
-                <w:rStyle w:val="aa"/>
-                <w:noProof/>
-                <w:sz w:val="24"/>
-                <w:szCs w:val="24"/>
-              </w:rPr>
-              <w:t>1.1 Многочлены Литтлвуда. Автокорреляция</w:t>
-            </w:r>
-            <w:r>
-              <w:rPr>
-                <w:noProof/>
-                <w:webHidden/>
-                <w:sz w:val="24"/>
-                <w:szCs w:val="24"/>
-              </w:rPr>
-              <w:tab/>
-            </w:r>
-            <w:r>
-              <w:rPr>
-                <w:noProof/>
-                <w:webHidden/>
-                <w:sz w:val="24"/>
-                <w:szCs w:val="24"/>
-              </w:rPr>
-              <w:fldChar w:fldCharType="begin"/>
-            </w:r>
-            <w:r>
-              <w:rPr>
-                <w:noProof/>
-                <w:webHidden/>
-                <w:sz w:val="24"/>
-                <w:szCs w:val="24"/>
-              </w:rPr>
-              <w:instrText xml:space="preserve"> PAGEREF _Toc211812514 \h </w:instrText>
-            </w:r>
-            <w:r>
-              <w:rPr>
-                <w:noProof/>
-                <w:webHidden/>
-                <w:sz w:val="24"/>
-                <w:szCs w:val="24"/>
-              </w:rPr>
-            </w:r>
-            <w:r>
-              <w:rPr>
-                <w:noProof/>
-                <w:webHidden/>
-                <w:sz w:val="24"/>
-                <w:szCs w:val="24"/>
-              </w:rPr>
-              <w:fldChar w:fldCharType="separate"/>
-            </w:r>
-            <w:r>
-              <w:rPr>
-                <w:noProof/>
-                <w:webHidden/>
-                <w:sz w:val="24"/>
-                <w:szCs w:val="24"/>
-              </w:rPr>
-              <w:t>5</w:t>
-            </w:r>
-            <w:r>
-              <w:rPr>
-                <w:noProof/>
-                <w:webHidden/>
-                <w:sz w:val="24"/>
-                <w:szCs w:val="24"/>
-              </w:rPr>
-              <w:fldChar w:fldCharType="end"/>
-            </w:r>
-          </w:hyperlink>
-        </w:p>
-        <w:p>
-          <w:pPr>
-            <w:pStyle w:val="21"/>
-            <w:tabs>
-              <w:tab w:val="right" w:leader="dot" w:pos="9628"/>
-            </w:tabs>
-            <w:spacing w:line="240" w:lineRule="auto"/>
-            <w:rPr>
-              <w:rFonts w:asciiTheme="minorHAnsi" w:eastAsiaTheme="minorEastAsia" w:hAnsiTheme="minorHAnsi"/>
-              <w:noProof/>
-              <w:sz w:val="24"/>
-              <w:szCs w:val="24"/>
-              <w:lang w:eastAsia="ru-RU"/>
-            </w:rPr>
-          </w:pPr>
-          <w:hyperlink w:anchor="_Toc211812515" w:history="1">
-            <w:r>
-              <w:rPr>
-                <w:rStyle w:val="aa"/>
-                <w:noProof/>
-                <w:sz w:val="24"/>
-                <w:szCs w:val="24"/>
-              </w:rPr>
-              <w:t>1.2 Плоские многочлены Литтлвуда</w:t>
-            </w:r>
-            <w:r>
-              <w:rPr>
-                <w:noProof/>
-                <w:webHidden/>
-                <w:sz w:val="24"/>
-                <w:szCs w:val="24"/>
-              </w:rPr>
-              <w:tab/>
-            </w:r>
-            <w:r>
-              <w:rPr>
-                <w:noProof/>
-                <w:webHidden/>
-                <w:sz w:val="24"/>
-                <w:szCs w:val="24"/>
-              </w:rPr>
-              <w:fldChar w:fldCharType="begin"/>
-            </w:r>
-            <w:r>
-              <w:rPr>
-                <w:noProof/>
-                <w:webHidden/>
-                <w:sz w:val="24"/>
-                <w:szCs w:val="24"/>
-              </w:rPr>
-              <w:instrText xml:space="preserve"> PAGEREF _Toc211812515 \h </w:instrText>
-            </w:r>
-            <w:r>
-              <w:rPr>
-                <w:noProof/>
-                <w:webHidden/>
-                <w:sz w:val="24"/>
-                <w:szCs w:val="24"/>
-              </w:rPr>
-            </w:r>
-            <w:r>
-              <w:rPr>
-                <w:noProof/>
-                <w:webHidden/>
-                <w:sz w:val="24"/>
-                <w:szCs w:val="24"/>
-              </w:rPr>
-              <w:fldChar w:fldCharType="separate"/>
-            </w:r>
-            <w:r>
-              <w:rPr>
-                <w:noProof/>
-                <w:webHidden/>
-                <w:sz w:val="24"/>
-                <w:szCs w:val="24"/>
-              </w:rPr>
-              <w:t>7</w:t>
-            </w:r>
-            <w:r>
-              <w:rPr>
-                <w:noProof/>
-                <w:webHidden/>
-                <w:sz w:val="24"/>
-                <w:szCs w:val="24"/>
-              </w:rPr>
-              <w:fldChar w:fldCharType="end"/>
-            </w:r>
-          </w:hyperlink>
-        </w:p>
-        <w:p>
-          <w:pPr>
-            <w:pStyle w:val="21"/>
-            <w:tabs>
-              <w:tab w:val="right" w:leader="dot" w:pos="9628"/>
-            </w:tabs>
-            <w:spacing w:line="240" w:lineRule="auto"/>
-            <w:rPr>
-              <w:rFonts w:asciiTheme="minorHAnsi" w:eastAsiaTheme="minorEastAsia" w:hAnsiTheme="minorHAnsi"/>
-              <w:noProof/>
-              <w:sz w:val="24"/>
-              <w:szCs w:val="24"/>
-              <w:lang w:eastAsia="ru-RU"/>
-            </w:rPr>
-          </w:pPr>
-          <w:hyperlink w:anchor="_Toc211812516" w:history="1">
-            <w:r>
-              <w:rPr>
-                <w:rStyle w:val="aa"/>
-                <w:noProof/>
-                <w:sz w:val="24"/>
-                <w:szCs w:val="24"/>
-              </w:rPr>
-              <w:t>1.3 Многочлены Шапиро</w:t>
-            </w:r>
-            <w:r>
-              <w:rPr>
-                <w:noProof/>
-                <w:webHidden/>
-                <w:sz w:val="24"/>
-                <w:szCs w:val="24"/>
-              </w:rPr>
-              <w:tab/>
-            </w:r>
-            <w:r>
-              <w:rPr>
-                <w:noProof/>
-                <w:webHidden/>
-                <w:sz w:val="24"/>
-                <w:szCs w:val="24"/>
-              </w:rPr>
-              <w:fldChar w:fldCharType="begin"/>
-            </w:r>
-            <w:r>
-              <w:rPr>
-                <w:noProof/>
-                <w:webHidden/>
-                <w:sz w:val="24"/>
-                <w:szCs w:val="24"/>
-              </w:rPr>
-              <w:instrText xml:space="preserve"> PAGEREF _Toc211812516 \h </w:instrText>
-            </w:r>
-            <w:r>
-              <w:rPr>
-                <w:noProof/>
-                <w:webHidden/>
-                <w:sz w:val="24"/>
-                <w:szCs w:val="24"/>
-              </w:rPr>
-            </w:r>
-            <w:r>
-              <w:rPr>
-                <w:noProof/>
-                <w:webHidden/>
-                <w:sz w:val="24"/>
-                <w:szCs w:val="24"/>
-              </w:rPr>
-              <w:fldChar w:fldCharType="separate"/>
-            </w:r>
-            <w:r>
-              <w:rPr>
-                <w:noProof/>
-                <w:webHidden/>
-                <w:sz w:val="24"/>
-                <w:szCs w:val="24"/>
-              </w:rPr>
-              <w:t>8</w:t>
-            </w:r>
-            <w:r>
-              <w:rPr>
-                <w:noProof/>
-                <w:webHidden/>
-                <w:sz w:val="24"/>
-                <w:szCs w:val="24"/>
-              </w:rPr>
-              <w:fldChar w:fldCharType="end"/>
-            </w:r>
-          </w:hyperlink>
-        </w:p>
-        <w:p>
-          <w:pPr>
-            <w:pStyle w:val="11"/>
-            <w:tabs>
-              <w:tab w:val="right" w:leader="dot" w:pos="9628"/>
-            </w:tabs>
-            <w:spacing w:line="240" w:lineRule="auto"/>
-            <w:rPr>
-              <w:rFonts w:asciiTheme="minorHAnsi" w:eastAsiaTheme="minorEastAsia" w:hAnsiTheme="minorHAnsi"/>
-              <w:noProof/>
-              <w:sz w:val="24"/>
-              <w:szCs w:val="24"/>
-              <w:lang w:eastAsia="ru-RU"/>
-            </w:rPr>
-          </w:pPr>
-          <w:hyperlink w:anchor="_Toc211812517" w:history="1">
-            <w:r>
-              <w:rPr>
-                <w:rStyle w:val="aa"/>
-                <w:noProof/>
-                <w:sz w:val="24"/>
-                <w:szCs w:val="24"/>
-              </w:rPr>
-              <w:t>Глава 2 Алгоритмы вычисления автокорреляции и построения многочленов Шапиро</w:t>
-            </w:r>
-            <w:r>
-              <w:rPr>
-                <w:noProof/>
-                <w:webHidden/>
-                <w:sz w:val="24"/>
-                <w:szCs w:val="24"/>
-              </w:rPr>
-              <w:tab/>
-            </w:r>
-            <w:r>
-              <w:rPr>
-                <w:noProof/>
-                <w:webHidden/>
-                <w:sz w:val="24"/>
-                <w:szCs w:val="24"/>
-              </w:rPr>
-              <w:fldChar w:fldCharType="begin"/>
-            </w:r>
-            <w:r>
-              <w:rPr>
-                <w:noProof/>
-                <w:webHidden/>
-                <w:sz w:val="24"/>
-                <w:szCs w:val="24"/>
-              </w:rPr>
-              <w:instrText xml:space="preserve"> PAGEREF _Toc211812517 \h </w:instrText>
-            </w:r>
-            <w:r>
-              <w:rPr>
-                <w:noProof/>
-                <w:webHidden/>
-                <w:sz w:val="24"/>
-                <w:szCs w:val="24"/>
-              </w:rPr>
-            </w:r>
-            <w:r>
-              <w:rPr>
-                <w:noProof/>
-                <w:webHidden/>
-                <w:sz w:val="24"/>
-                <w:szCs w:val="24"/>
-              </w:rPr>
-              <w:fldChar w:fldCharType="separate"/>
-            </w:r>
-            <w:r>
-              <w:rPr>
-                <w:noProof/>
-                <w:webHidden/>
-                <w:sz w:val="24"/>
-                <w:szCs w:val="24"/>
-              </w:rPr>
-              <w:t>9</w:t>
-            </w:r>
-            <w:r>
-              <w:rPr>
-                <w:noProof/>
-                <w:webHidden/>
-                <w:sz w:val="24"/>
-                <w:szCs w:val="24"/>
-              </w:rPr>
-              <w:fldChar w:fldCharType="end"/>
-            </w:r>
-          </w:hyperlink>
-        </w:p>
-        <w:p>
-          <w:pPr>
-            <w:pStyle w:val="21"/>
-            <w:tabs>
-              <w:tab w:val="right" w:leader="dot" w:pos="9628"/>
-            </w:tabs>
-            <w:spacing w:line="240" w:lineRule="auto"/>
-            <w:rPr>
-              <w:rFonts w:asciiTheme="minorHAnsi" w:eastAsiaTheme="minorEastAsia" w:hAnsiTheme="minorHAnsi"/>
-              <w:noProof/>
-              <w:sz w:val="24"/>
-              <w:szCs w:val="24"/>
-              <w:lang w:eastAsia="ru-RU"/>
-            </w:rPr>
-          </w:pPr>
-          <w:hyperlink w:anchor="_Toc211812518" w:history="1">
-            <w:r>
-              <w:rPr>
-                <w:rStyle w:val="aa"/>
-                <w:noProof/>
-                <w:sz w:val="24"/>
-                <w:szCs w:val="24"/>
-              </w:rPr>
-              <w:t>2.1 Расчёт автокорреляции</w:t>
-            </w:r>
-            <w:r>
-              <w:rPr>
-                <w:noProof/>
-                <w:webHidden/>
-                <w:sz w:val="24"/>
-                <w:szCs w:val="24"/>
-              </w:rPr>
-              <w:tab/>
-            </w:r>
-            <w:r>
-              <w:rPr>
-                <w:noProof/>
-                <w:webHidden/>
-                <w:sz w:val="24"/>
-                <w:szCs w:val="24"/>
-              </w:rPr>
-              <w:fldChar w:fldCharType="begin"/>
-            </w:r>
-            <w:r>
-              <w:rPr>
-                <w:noProof/>
-                <w:webHidden/>
-                <w:sz w:val="24"/>
-                <w:szCs w:val="24"/>
-              </w:rPr>
-              <w:instrText xml:space="preserve"> PAGEREF _Toc211812518 \h </w:instrText>
-            </w:r>
-            <w:r>
-              <w:rPr>
-                <w:noProof/>
-                <w:webHidden/>
-                <w:sz w:val="24"/>
-                <w:szCs w:val="24"/>
-              </w:rPr>
-            </w:r>
-            <w:r>
-              <w:rPr>
-                <w:noProof/>
-                <w:webHidden/>
-                <w:sz w:val="24"/>
-                <w:szCs w:val="24"/>
-              </w:rPr>
-              <w:fldChar w:fldCharType="separate"/>
-            </w:r>
-            <w:r>
-              <w:rPr>
-                <w:noProof/>
-                <w:webHidden/>
-                <w:sz w:val="24"/>
-                <w:szCs w:val="24"/>
-              </w:rPr>
-              <w:t>9</w:t>
-            </w:r>
-            <w:r>
-              <w:rPr>
-                <w:noProof/>
-                <w:webHidden/>
-                <w:sz w:val="24"/>
-                <w:szCs w:val="24"/>
-              </w:rPr>
-              <w:fldChar w:fldCharType="end"/>
-            </w:r>
-          </w:hyperlink>
-        </w:p>
-        <w:p>
-          <w:pPr>
-            <w:pStyle w:val="21"/>
-            <w:tabs>
-              <w:tab w:val="right" w:leader="dot" w:pos="9628"/>
-            </w:tabs>
-            <w:spacing w:line="240" w:lineRule="auto"/>
-            <w:rPr>
-              <w:rFonts w:asciiTheme="minorHAnsi" w:eastAsiaTheme="minorEastAsia" w:hAnsiTheme="minorHAnsi"/>
-              <w:noProof/>
-              <w:sz w:val="24"/>
-              <w:szCs w:val="24"/>
-              <w:lang w:eastAsia="ru-RU"/>
-            </w:rPr>
-          </w:pPr>
-          <w:hyperlink w:anchor="_Toc211812519" w:history="1">
-            <w:r>
-              <w:rPr>
-                <w:rStyle w:val="aa"/>
-                <w:noProof/>
-                <w:sz w:val="24"/>
-                <w:szCs w:val="24"/>
-              </w:rPr>
-              <w:t>2.2 Алгоритм построения многочленов Шапиро.</w:t>
-            </w:r>
-            <w:r>
-              <w:rPr>
-                <w:noProof/>
-                <w:webHidden/>
-                <w:sz w:val="24"/>
-                <w:szCs w:val="24"/>
-              </w:rPr>
-              <w:tab/>
-            </w:r>
-            <w:r>
-              <w:rPr>
-                <w:noProof/>
-                <w:webHidden/>
-                <w:sz w:val="24"/>
-                <w:szCs w:val="24"/>
-              </w:rPr>
-              <w:fldChar w:fldCharType="begin"/>
-            </w:r>
-            <w:r>
-              <w:rPr>
-                <w:noProof/>
-                <w:webHidden/>
-                <w:sz w:val="24"/>
-                <w:szCs w:val="24"/>
-              </w:rPr>
-              <w:instrText xml:space="preserve"> PAGEREF _Toc211812519 \h </w:instrText>
-            </w:r>
-            <w:r>
-              <w:rPr>
-                <w:noProof/>
-                <w:webHidden/>
-                <w:sz w:val="24"/>
-                <w:szCs w:val="24"/>
-              </w:rPr>
-            </w:r>
-            <w:r>
-              <w:rPr>
-                <w:noProof/>
-                <w:webHidden/>
-                <w:sz w:val="24"/>
-                <w:szCs w:val="24"/>
-              </w:rPr>
-              <w:fldChar w:fldCharType="separate"/>
-            </w:r>
-            <w:r>
-              <w:rPr>
-                <w:noProof/>
-                <w:webHidden/>
-                <w:sz w:val="24"/>
-                <w:szCs w:val="24"/>
-              </w:rPr>
-              <w:t>10</w:t>
-            </w:r>
-            <w:r>
-              <w:rPr>
-                <w:noProof/>
-                <w:webHidden/>
-                <w:sz w:val="24"/>
-                <w:szCs w:val="24"/>
-              </w:rPr>
-              <w:fldChar w:fldCharType="end"/>
-            </w:r>
-          </w:hyperlink>
-        </w:p>
-        <w:p>
-          <w:pPr>
-            <w:pStyle w:val="11"/>
-            <w:tabs>
-              <w:tab w:val="right" w:leader="dot" w:pos="9628"/>
-            </w:tabs>
-            <w:spacing w:line="240" w:lineRule="auto"/>
-            <w:rPr>
-              <w:rFonts w:asciiTheme="minorHAnsi" w:eastAsiaTheme="minorEastAsia" w:hAnsiTheme="minorHAnsi"/>
-              <w:noProof/>
-              <w:sz w:val="24"/>
-              <w:szCs w:val="24"/>
-              <w:lang w:eastAsia="ru-RU"/>
-            </w:rPr>
-          </w:pPr>
-          <w:hyperlink w:anchor="_Toc211812520" w:history="1">
-            <w:r>
-              <w:rPr>
-                <w:rStyle w:val="aa"/>
-                <w:noProof/>
-                <w:sz w:val="24"/>
-                <w:szCs w:val="24"/>
-              </w:rPr>
-              <w:t>Глава 3 Реализация алгоритмов и анализ полученных результатов</w:t>
-            </w:r>
-            <w:r>
-              <w:rPr>
-                <w:noProof/>
-                <w:webHidden/>
-                <w:sz w:val="24"/>
-                <w:szCs w:val="24"/>
-              </w:rPr>
-              <w:tab/>
-            </w:r>
-            <w:r>
-              <w:rPr>
-                <w:noProof/>
-                <w:webHidden/>
-                <w:sz w:val="24"/>
-                <w:szCs w:val="24"/>
-              </w:rPr>
-              <w:fldChar w:fldCharType="begin"/>
-            </w:r>
-            <w:r>
-              <w:rPr>
-                <w:noProof/>
-                <w:webHidden/>
-                <w:sz w:val="24"/>
-                <w:szCs w:val="24"/>
-              </w:rPr>
-              <w:instrText xml:space="preserve"> PAGEREF _Toc211812520 \h </w:instrText>
-            </w:r>
-            <w:r>
-              <w:rPr>
-                <w:noProof/>
-                <w:webHidden/>
-                <w:sz w:val="24"/>
-                <w:szCs w:val="24"/>
-              </w:rPr>
-            </w:r>
-            <w:r>
-              <w:rPr>
-                <w:noProof/>
-                <w:webHidden/>
-                <w:sz w:val="24"/>
-                <w:szCs w:val="24"/>
-              </w:rPr>
-              <w:fldChar w:fldCharType="separate"/>
-            </w:r>
-            <w:r>
-              <w:rPr>
-                <w:noProof/>
-                <w:webHidden/>
-                <w:sz w:val="24"/>
-                <w:szCs w:val="24"/>
-              </w:rPr>
-              <w:t>12</w:t>
-            </w:r>
-            <w:r>
-              <w:rPr>
-                <w:noProof/>
-                <w:webHidden/>
-                <w:sz w:val="24"/>
-                <w:szCs w:val="24"/>
-              </w:rPr>
-              <w:fldChar w:fldCharType="end"/>
-            </w:r>
-          </w:hyperlink>
-        </w:p>
-        <w:p>
-          <w:pPr>
-            <w:pStyle w:val="11"/>
-            <w:tabs>
-              <w:tab w:val="right" w:leader="dot" w:pos="9628"/>
-            </w:tabs>
-            <w:spacing w:line="240" w:lineRule="auto"/>
-            <w:rPr>
-              <w:rFonts w:asciiTheme="minorHAnsi" w:eastAsiaTheme="minorEastAsia" w:hAnsiTheme="minorHAnsi"/>
-              <w:noProof/>
-              <w:sz w:val="24"/>
-              <w:szCs w:val="24"/>
-              <w:lang w:eastAsia="ru-RU"/>
-            </w:rPr>
-          </w:pPr>
-          <w:hyperlink w:anchor="_Toc211812521" w:history="1">
-            <w:r>
-              <w:rPr>
-                <w:rStyle w:val="aa"/>
-                <w:noProof/>
-                <w:sz w:val="24"/>
-                <w:szCs w:val="24"/>
-              </w:rPr>
-              <w:t xml:space="preserve">3.1 Построение многочленов Шапиро и вычисление автокорреляции на языке </w:t>
-            </w:r>
-            <w:r>
-              <w:rPr>
-                <w:rStyle w:val="aa"/>
-                <w:noProof/>
-                <w:sz w:val="24"/>
-                <w:szCs w:val="24"/>
-                <w:lang w:val="en-US"/>
-              </w:rPr>
-              <w:t>C</w:t>
-            </w:r>
-            <w:r>
-              <w:rPr>
-                <w:rStyle w:val="aa"/>
-                <w:noProof/>
-                <w:sz w:val="24"/>
-                <w:szCs w:val="24"/>
-              </w:rPr>
-              <w:t>++</w:t>
-            </w:r>
-            <w:r>
-              <w:rPr>
-                <w:noProof/>
-                <w:webHidden/>
-                <w:sz w:val="24"/>
-                <w:szCs w:val="24"/>
-              </w:rPr>
-              <w:tab/>
-            </w:r>
-            <w:r>
-              <w:rPr>
-                <w:noProof/>
-                <w:webHidden/>
-                <w:sz w:val="24"/>
-                <w:szCs w:val="24"/>
-              </w:rPr>
-              <w:fldChar w:fldCharType="begin"/>
-            </w:r>
-            <w:r>
-              <w:rPr>
-                <w:noProof/>
-                <w:webHidden/>
-                <w:sz w:val="24"/>
-                <w:szCs w:val="24"/>
-              </w:rPr>
-              <w:instrText xml:space="preserve"> PAGEREF _Toc211812521 \h </w:instrText>
-            </w:r>
-            <w:r>
-              <w:rPr>
-                <w:noProof/>
-                <w:webHidden/>
-                <w:sz w:val="24"/>
-                <w:szCs w:val="24"/>
-              </w:rPr>
-            </w:r>
-            <w:r>
-              <w:rPr>
-                <w:noProof/>
-                <w:webHidden/>
-                <w:sz w:val="24"/>
-                <w:szCs w:val="24"/>
-              </w:rPr>
-              <w:fldChar w:fldCharType="separate"/>
-            </w:r>
-            <w:r>
-              <w:rPr>
-                <w:noProof/>
-                <w:webHidden/>
-                <w:sz w:val="24"/>
-                <w:szCs w:val="24"/>
-              </w:rPr>
-              <w:t>12</w:t>
-            </w:r>
-            <w:r>
-              <w:rPr>
-                <w:noProof/>
-                <w:webHidden/>
-                <w:sz w:val="24"/>
-                <w:szCs w:val="24"/>
-              </w:rPr>
-              <w:fldChar w:fldCharType="end"/>
-            </w:r>
-          </w:hyperlink>
-        </w:p>
-        <w:p>
-          <w:pPr>
-            <w:pStyle w:val="31"/>
-            <w:tabs>
-              <w:tab w:val="right" w:leader="dot" w:pos="9628"/>
-            </w:tabs>
-            <w:spacing w:line="240" w:lineRule="auto"/>
-            <w:rPr>
-              <w:rFonts w:asciiTheme="minorHAnsi" w:eastAsiaTheme="minorEastAsia" w:hAnsiTheme="minorHAnsi"/>
-              <w:noProof/>
-              <w:sz w:val="24"/>
-              <w:szCs w:val="24"/>
-              <w:lang w:eastAsia="ru-RU"/>
-            </w:rPr>
-          </w:pPr>
-          <w:hyperlink w:anchor="_Toc211812522" w:history="1">
-            <w:r>
-              <w:rPr>
-                <w:rStyle w:val="aa"/>
-                <w:noProof/>
-                <w:sz w:val="24"/>
-                <w:szCs w:val="24"/>
-                <w:lang w:val="en-US"/>
-              </w:rPr>
-              <w:t>Autocorrelation</w:t>
-            </w:r>
-            <w:r>
-              <w:rPr>
-                <w:noProof/>
-                <w:webHidden/>
-                <w:sz w:val="24"/>
-                <w:szCs w:val="24"/>
-              </w:rPr>
-              <w:tab/>
-            </w:r>
-            <w:r>
-              <w:rPr>
-                <w:noProof/>
-                <w:webHidden/>
-                <w:sz w:val="24"/>
-                <w:szCs w:val="24"/>
-              </w:rPr>
-              <w:fldChar w:fldCharType="begin"/>
-            </w:r>
-            <w:r>
-              <w:rPr>
-                <w:noProof/>
-                <w:webHidden/>
-                <w:sz w:val="24"/>
-                <w:szCs w:val="24"/>
-              </w:rPr>
-              <w:instrText xml:space="preserve"> PAGEREF _Toc211812522 \h </w:instrText>
-            </w:r>
-            <w:r>
-              <w:rPr>
-                <w:noProof/>
-                <w:webHidden/>
-                <w:sz w:val="24"/>
-                <w:szCs w:val="24"/>
-              </w:rPr>
-            </w:r>
-            <w:r>
-              <w:rPr>
-                <w:noProof/>
-                <w:webHidden/>
-                <w:sz w:val="24"/>
-                <w:szCs w:val="24"/>
-              </w:rPr>
-              <w:fldChar w:fldCharType="separate"/>
-            </w:r>
-            <w:r>
-              <w:rPr>
-                <w:noProof/>
-                <w:webHidden/>
-                <w:sz w:val="24"/>
-                <w:szCs w:val="24"/>
-              </w:rPr>
-              <w:t>12</w:t>
-            </w:r>
-            <w:r>
-              <w:rPr>
-                <w:noProof/>
-                <w:webHidden/>
-                <w:sz w:val="24"/>
-                <w:szCs w:val="24"/>
-              </w:rPr>
-              <w:fldChar w:fldCharType="end"/>
-            </w:r>
-          </w:hyperlink>
-        </w:p>
-        <w:p>
-          <w:pPr>
-            <w:pStyle w:val="31"/>
-            <w:tabs>
-              <w:tab w:val="right" w:leader="dot" w:pos="9628"/>
-            </w:tabs>
-            <w:spacing w:line="240" w:lineRule="auto"/>
-            <w:rPr>
-              <w:rFonts w:asciiTheme="minorHAnsi" w:eastAsiaTheme="minorEastAsia" w:hAnsiTheme="minorHAnsi"/>
-              <w:noProof/>
-              <w:sz w:val="24"/>
-              <w:szCs w:val="24"/>
-              <w:lang w:eastAsia="ru-RU"/>
-            </w:rPr>
-          </w:pPr>
-          <w:hyperlink w:anchor="_Toc211812523" w:history="1">
-            <w:r>
-              <w:rPr>
-                <w:rStyle w:val="aa"/>
-                <w:noProof/>
-                <w:sz w:val="24"/>
-                <w:szCs w:val="24"/>
-                <w:lang w:val="en-US"/>
-              </w:rPr>
-              <w:t>LittlewoodPolynomial</w:t>
-            </w:r>
-            <w:r>
-              <w:rPr>
-                <w:noProof/>
-                <w:webHidden/>
-                <w:sz w:val="24"/>
-                <w:szCs w:val="24"/>
-              </w:rPr>
-              <w:tab/>
-            </w:r>
-            <w:r>
-              <w:rPr>
-                <w:noProof/>
-                <w:webHidden/>
-                <w:sz w:val="24"/>
-                <w:szCs w:val="24"/>
-              </w:rPr>
-              <w:fldChar w:fldCharType="begin"/>
-            </w:r>
-            <w:r>
-              <w:rPr>
-                <w:noProof/>
-                <w:webHidden/>
-                <w:sz w:val="24"/>
-                <w:szCs w:val="24"/>
-              </w:rPr>
-              <w:instrText xml:space="preserve"> PAGEREF _Toc211812523 \h </w:instrText>
-            </w:r>
-            <w:r>
-              <w:rPr>
-                <w:noProof/>
-                <w:webHidden/>
-                <w:sz w:val="24"/>
-                <w:szCs w:val="24"/>
-              </w:rPr>
-            </w:r>
-            <w:r>
-              <w:rPr>
-                <w:noProof/>
-                <w:webHidden/>
-                <w:sz w:val="24"/>
-                <w:szCs w:val="24"/>
-              </w:rPr>
-              <w:fldChar w:fldCharType="separate"/>
-            </w:r>
-            <w:r>
-              <w:rPr>
-                <w:noProof/>
-                <w:webHidden/>
-                <w:sz w:val="24"/>
-                <w:szCs w:val="24"/>
-              </w:rPr>
-              <w:t>13</w:t>
-            </w:r>
-            <w:r>
-              <w:rPr>
-                <w:noProof/>
-                <w:webHidden/>
-                <w:sz w:val="24"/>
-                <w:szCs w:val="24"/>
-              </w:rPr>
-              <w:fldChar w:fldCharType="end"/>
-            </w:r>
-          </w:hyperlink>
-        </w:p>
-        <w:p>
-          <w:pPr>
-            <w:pStyle w:val="31"/>
-            <w:tabs>
-              <w:tab w:val="right" w:leader="dot" w:pos="9628"/>
-            </w:tabs>
-            <w:spacing w:line="240" w:lineRule="auto"/>
-            <w:rPr>
-              <w:rFonts w:asciiTheme="minorHAnsi" w:eastAsiaTheme="minorEastAsia" w:hAnsiTheme="minorHAnsi"/>
-              <w:noProof/>
-              <w:sz w:val="24"/>
-              <w:szCs w:val="24"/>
-              <w:lang w:eastAsia="ru-RU"/>
-            </w:rPr>
-          </w:pPr>
-          <w:hyperlink w:anchor="_Toc211812524" w:history="1">
-            <w:r>
-              <w:rPr>
-                <w:rStyle w:val="aa"/>
-                <w:noProof/>
-                <w:sz w:val="24"/>
-                <w:szCs w:val="24"/>
-                <w:lang w:val="en-US"/>
-              </w:rPr>
-              <w:t>Tester</w:t>
-            </w:r>
-            <w:r>
-              <w:rPr>
-                <w:noProof/>
-                <w:webHidden/>
-                <w:sz w:val="24"/>
-                <w:szCs w:val="24"/>
-              </w:rPr>
-              <w:tab/>
-            </w:r>
-            <w:r>
-              <w:rPr>
-                <w:noProof/>
-                <w:webHidden/>
-                <w:sz w:val="24"/>
-                <w:szCs w:val="24"/>
-              </w:rPr>
-              <w:fldChar w:fldCharType="begin"/>
-            </w:r>
-            <w:r>
-              <w:rPr>
-                <w:noProof/>
-                <w:webHidden/>
-                <w:sz w:val="24"/>
-                <w:szCs w:val="24"/>
-              </w:rPr>
-              <w:instrText xml:space="preserve"> PAGEREF _Toc211812524 \h </w:instrText>
-            </w:r>
-            <w:r>
-              <w:rPr>
-                <w:noProof/>
-                <w:webHidden/>
-                <w:sz w:val="24"/>
-                <w:szCs w:val="24"/>
-              </w:rPr>
-            </w:r>
-            <w:r>
-              <w:rPr>
-                <w:noProof/>
-                <w:webHidden/>
-                <w:sz w:val="24"/>
-                <w:szCs w:val="24"/>
-              </w:rPr>
-              <w:fldChar w:fldCharType="separate"/>
-            </w:r>
-            <w:r>
-              <w:rPr>
-                <w:noProof/>
-                <w:webHidden/>
-                <w:sz w:val="24"/>
-                <w:szCs w:val="24"/>
-              </w:rPr>
-              <w:t>14</w:t>
-            </w:r>
-            <w:r>
-              <w:rPr>
-                <w:noProof/>
-                <w:webHidden/>
-                <w:sz w:val="24"/>
-                <w:szCs w:val="24"/>
-              </w:rPr>
-              <w:fldChar w:fldCharType="end"/>
-            </w:r>
-          </w:hyperlink>
-        </w:p>
-        <w:p>
-          <w:pPr>
-            <w:pStyle w:val="21"/>
-            <w:tabs>
-              <w:tab w:val="right" w:leader="dot" w:pos="9628"/>
-            </w:tabs>
-            <w:spacing w:line="240" w:lineRule="auto"/>
-            <w:rPr>
-              <w:rFonts w:asciiTheme="minorHAnsi" w:eastAsiaTheme="minorEastAsia" w:hAnsiTheme="minorHAnsi"/>
-              <w:noProof/>
-              <w:sz w:val="24"/>
-              <w:szCs w:val="24"/>
-              <w:lang w:eastAsia="ru-RU"/>
-            </w:rPr>
-          </w:pPr>
-          <w:hyperlink w:anchor="_Toc211812525" w:history="1">
-            <w:r>
-              <w:rPr>
-                <w:rStyle w:val="aa"/>
-                <w:noProof/>
-                <w:sz w:val="24"/>
-                <w:szCs w:val="24"/>
-              </w:rPr>
-              <w:t>3.2 Тест вычисления автокорреляции</w:t>
-            </w:r>
-            <w:r>
-              <w:rPr>
-                <w:noProof/>
-                <w:webHidden/>
-                <w:sz w:val="24"/>
-                <w:szCs w:val="24"/>
-              </w:rPr>
-              <w:tab/>
-            </w:r>
-            <w:r>
-              <w:rPr>
-                <w:noProof/>
-                <w:webHidden/>
-                <w:sz w:val="24"/>
-                <w:szCs w:val="24"/>
-              </w:rPr>
-              <w:fldChar w:fldCharType="begin"/>
-            </w:r>
-            <w:r>
-              <w:rPr>
-                <w:noProof/>
-                <w:webHidden/>
-                <w:sz w:val="24"/>
-                <w:szCs w:val="24"/>
-              </w:rPr>
-              <w:instrText xml:space="preserve"> PAGEREF _Toc211812525 \h </w:instrText>
-            </w:r>
-            <w:r>
-              <w:rPr>
-                <w:noProof/>
-                <w:webHidden/>
-                <w:sz w:val="24"/>
-                <w:szCs w:val="24"/>
-              </w:rPr>
-            </w:r>
-            <w:r>
-              <w:rPr>
-                <w:noProof/>
-                <w:webHidden/>
-                <w:sz w:val="24"/>
-                <w:szCs w:val="24"/>
-              </w:rPr>
-              <w:fldChar w:fldCharType="separate"/>
-            </w:r>
-            <w:r>
-              <w:rPr>
-                <w:noProof/>
-                <w:webHidden/>
-                <w:sz w:val="24"/>
-                <w:szCs w:val="24"/>
-              </w:rPr>
-              <w:t>15</w:t>
-            </w:r>
-            <w:r>
-              <w:rPr>
-                <w:noProof/>
-                <w:webHidden/>
-                <w:sz w:val="24"/>
-                <w:szCs w:val="24"/>
-              </w:rPr>
-              <w:fldChar w:fldCharType="end"/>
-            </w:r>
-          </w:hyperlink>
-        </w:p>
-        <w:p>
-          <w:pPr>
-            <w:pStyle w:val="21"/>
-            <w:tabs>
-              <w:tab w:val="right" w:leader="dot" w:pos="9628"/>
-            </w:tabs>
-            <w:spacing w:line="240" w:lineRule="auto"/>
-            <w:rPr>
-              <w:rFonts w:asciiTheme="minorHAnsi" w:eastAsiaTheme="minorEastAsia" w:hAnsiTheme="minorHAnsi"/>
-              <w:noProof/>
-              <w:sz w:val="24"/>
-              <w:szCs w:val="24"/>
-              <w:lang w:eastAsia="ru-RU"/>
-            </w:rPr>
-          </w:pPr>
-          <w:hyperlink w:anchor="_Toc211812526" w:history="1">
-            <w:r>
-              <w:rPr>
-                <w:rStyle w:val="aa"/>
-                <w:noProof/>
-                <w:sz w:val="24"/>
-                <w:szCs w:val="24"/>
-              </w:rPr>
-              <w:t>3.3 Проверка свойств многочленов Шапиро</w:t>
-            </w:r>
-            <w:r>
-              <w:rPr>
-                <w:noProof/>
-                <w:webHidden/>
-                <w:sz w:val="24"/>
-                <w:szCs w:val="24"/>
-              </w:rPr>
-              <w:tab/>
-            </w:r>
-            <w:r>
-              <w:rPr>
-                <w:noProof/>
-                <w:webHidden/>
-                <w:sz w:val="24"/>
-                <w:szCs w:val="24"/>
-              </w:rPr>
-              <w:fldChar w:fldCharType="begin"/>
-            </w:r>
-            <w:r>
-              <w:rPr>
-                <w:noProof/>
-                <w:webHidden/>
-                <w:sz w:val="24"/>
-                <w:szCs w:val="24"/>
-              </w:rPr>
-              <w:instrText xml:space="preserve"> PAGEREF _Toc211812526 \h </w:instrText>
-            </w:r>
-            <w:r>
-              <w:rPr>
-                <w:noProof/>
-                <w:webHidden/>
-                <w:sz w:val="24"/>
-                <w:szCs w:val="24"/>
-              </w:rPr>
-            </w:r>
-            <w:r>
-              <w:rPr>
-                <w:noProof/>
-                <w:webHidden/>
-                <w:sz w:val="24"/>
-                <w:szCs w:val="24"/>
-              </w:rPr>
-              <w:fldChar w:fldCharType="separate"/>
-            </w:r>
-            <w:r>
-              <w:rPr>
-                <w:noProof/>
-                <w:webHidden/>
-                <w:sz w:val="24"/>
-                <w:szCs w:val="24"/>
-              </w:rPr>
-              <w:t>17</w:t>
-            </w:r>
-            <w:r>
-              <w:rPr>
-                <w:noProof/>
-                <w:webHidden/>
-                <w:sz w:val="24"/>
-                <w:szCs w:val="24"/>
-              </w:rPr>
-              <w:fldChar w:fldCharType="end"/>
-            </w:r>
-          </w:hyperlink>
-        </w:p>
-        <w:p>
-          <w:pPr>
-            <w:pStyle w:val="21"/>
-            <w:tabs>
-              <w:tab w:val="right" w:leader="dot" w:pos="9628"/>
-            </w:tabs>
-            <w:spacing w:line="240" w:lineRule="auto"/>
-            <w:rPr>
-              <w:rFonts w:asciiTheme="minorHAnsi" w:eastAsiaTheme="minorEastAsia" w:hAnsiTheme="minorHAnsi"/>
-              <w:noProof/>
-              <w:sz w:val="24"/>
-              <w:szCs w:val="24"/>
-              <w:lang w:eastAsia="ru-RU"/>
-            </w:rPr>
-          </w:pPr>
-          <w:hyperlink w:anchor="_Toc211812527" w:history="1">
-            <w:r>
-              <w:rPr>
-                <w:rStyle w:val="aa"/>
-                <w:noProof/>
-                <w:sz w:val="24"/>
-                <w:szCs w:val="24"/>
-              </w:rPr>
-              <w:t>3.4 Имитационное моделирование и статистический анализ эффективности последовательностей Шапиро</w:t>
-            </w:r>
-            <w:r>
-              <w:rPr>
-                <w:noProof/>
-                <w:webHidden/>
-                <w:sz w:val="24"/>
-                <w:szCs w:val="24"/>
-              </w:rPr>
-              <w:tab/>
-            </w:r>
-            <w:r>
-              <w:rPr>
-                <w:noProof/>
-                <w:webHidden/>
-                <w:sz w:val="24"/>
-                <w:szCs w:val="24"/>
-              </w:rPr>
-              <w:fldChar w:fldCharType="begin"/>
-            </w:r>
-            <w:r>
-              <w:rPr>
-                <w:noProof/>
-                <w:webHidden/>
-                <w:sz w:val="24"/>
-                <w:szCs w:val="24"/>
-              </w:rPr>
-              <w:instrText xml:space="preserve"> PAGEREF _Toc211812527 \h </w:instrText>
-            </w:r>
-            <w:r>
-              <w:rPr>
-                <w:noProof/>
-                <w:webHidden/>
-                <w:sz w:val="24"/>
-                <w:szCs w:val="24"/>
-              </w:rPr>
-            </w:r>
-            <w:r>
-              <w:rPr>
-                <w:noProof/>
-                <w:webHidden/>
-                <w:sz w:val="24"/>
-                <w:szCs w:val="24"/>
-              </w:rPr>
-              <w:fldChar w:fldCharType="separate"/>
-            </w:r>
-            <w:r>
-              <w:rPr>
-                <w:noProof/>
-                <w:webHidden/>
-                <w:sz w:val="24"/>
-                <w:szCs w:val="24"/>
-              </w:rPr>
-              <w:t>18</w:t>
-            </w:r>
-            <w:r>
-              <w:rPr>
-                <w:noProof/>
-                <w:webHidden/>
-                <w:sz w:val="24"/>
-                <w:szCs w:val="24"/>
-              </w:rPr>
-              <w:fldChar w:fldCharType="end"/>
-            </w:r>
-          </w:hyperlink>
-        </w:p>
-        <w:p>
-          <w:pPr>
-            <w:pStyle w:val="11"/>
-            <w:tabs>
-              <w:tab w:val="right" w:leader="dot" w:pos="9628"/>
-            </w:tabs>
-            <w:spacing w:line="240" w:lineRule="auto"/>
-            <w:rPr>
-              <w:rFonts w:asciiTheme="minorHAnsi" w:eastAsiaTheme="minorEastAsia" w:hAnsiTheme="minorHAnsi"/>
-              <w:noProof/>
-              <w:sz w:val="24"/>
-              <w:szCs w:val="24"/>
-              <w:lang w:eastAsia="ru-RU"/>
-            </w:rPr>
-          </w:pPr>
-          <w:hyperlink w:anchor="_Toc211812528" w:history="1">
-            <w:r>
-              <w:rPr>
-                <w:rStyle w:val="aa"/>
-                <w:noProof/>
-                <w:sz w:val="24"/>
-                <w:szCs w:val="24"/>
-              </w:rPr>
-              <w:t>Заключение</w:t>
-            </w:r>
-            <w:r>
-              <w:rPr>
-                <w:noProof/>
-                <w:webHidden/>
-                <w:sz w:val="24"/>
-                <w:szCs w:val="24"/>
-              </w:rPr>
-              <w:tab/>
-            </w:r>
-            <w:r>
-              <w:rPr>
-                <w:noProof/>
-                <w:webHidden/>
-                <w:sz w:val="24"/>
-                <w:szCs w:val="24"/>
-              </w:rPr>
-              <w:fldChar w:fldCharType="begin"/>
-            </w:r>
-            <w:r>
-              <w:rPr>
-                <w:noProof/>
-                <w:webHidden/>
-                <w:sz w:val="24"/>
-                <w:szCs w:val="24"/>
-              </w:rPr>
-              <w:instrText xml:space="preserve"> PAGEREF _Toc211812528 \h </w:instrText>
-            </w:r>
-            <w:r>
-              <w:rPr>
-                <w:noProof/>
-                <w:webHidden/>
-                <w:sz w:val="24"/>
-                <w:szCs w:val="24"/>
-              </w:rPr>
-            </w:r>
-            <w:r>
-              <w:rPr>
-                <w:noProof/>
-                <w:webHidden/>
-                <w:sz w:val="24"/>
-                <w:szCs w:val="24"/>
-              </w:rPr>
-              <w:fldChar w:fldCharType="separate"/>
-            </w:r>
-            <w:r>
-              <w:rPr>
-                <w:noProof/>
-                <w:webHidden/>
-                <w:sz w:val="24"/>
-                <w:szCs w:val="24"/>
-              </w:rPr>
-              <w:t>21</w:t>
-            </w:r>
-            <w:r>
-              <w:rPr>
-                <w:noProof/>
-                <w:webHidden/>
-                <w:sz w:val="24"/>
-                <w:szCs w:val="24"/>
               </w:rPr>
               <w:fldChar w:fldCharType="end"/>
             </w:r>
@@ -1591,13 +135,1181 @@
               <w:lang w:eastAsia="ru-RU"/>
             </w:rPr>
           </w:pPr>
-          <w:hyperlink w:anchor="_Toc211812529" w:history="1">
+          <w:hyperlink w:anchor="_Toc212198390" w:history="1">
             <w:r>
               <w:rPr>
                 <w:rStyle w:val="aa"/>
                 <w:noProof/>
-                <w:sz w:val="24"/>
-                <w:szCs w:val="24"/>
+              </w:rPr>
+              <w:t>Глава 1 Теоретическая основа автокорреляции и связь с многочленами Литтлвуда</w:t>
+            </w:r>
+            <w:r>
+              <w:rPr>
+                <w:noProof/>
+                <w:webHidden/>
+              </w:rPr>
+              <w:tab/>
+            </w:r>
+            <w:r>
+              <w:rPr>
+                <w:noProof/>
+                <w:webHidden/>
+              </w:rPr>
+              <w:fldChar w:fldCharType="begin"/>
+            </w:r>
+            <w:r>
+              <w:rPr>
+                <w:noProof/>
+                <w:webHidden/>
+              </w:rPr>
+              <w:instrText xml:space="preserve"> PAGEREF _Toc212198390 \h </w:instrText>
+            </w:r>
+            <w:r>
+              <w:rPr>
+                <w:noProof/>
+                <w:webHidden/>
+              </w:rPr>
+            </w:r>
+            <w:r>
+              <w:rPr>
+                <w:noProof/>
+                <w:webHidden/>
+              </w:rPr>
+              <w:fldChar w:fldCharType="separate"/>
+            </w:r>
+            <w:r>
+              <w:rPr>
+                <w:noProof/>
+                <w:webHidden/>
+              </w:rPr>
+              <w:t>5</w:t>
+            </w:r>
+            <w:r>
+              <w:rPr>
+                <w:noProof/>
+                <w:webHidden/>
+              </w:rPr>
+              <w:fldChar w:fldCharType="end"/>
+            </w:r>
+          </w:hyperlink>
+        </w:p>
+        <w:p>
+          <w:pPr>
+            <w:pStyle w:val="21"/>
+            <w:tabs>
+              <w:tab w:val="right" w:leader="dot" w:pos="9628"/>
+            </w:tabs>
+            <w:spacing w:line="240" w:lineRule="auto"/>
+            <w:rPr>
+              <w:rFonts w:asciiTheme="minorHAnsi" w:eastAsiaTheme="minorEastAsia" w:hAnsiTheme="minorHAnsi"/>
+              <w:noProof/>
+              <w:sz w:val="22"/>
+              <w:lang w:eastAsia="ru-RU"/>
+            </w:rPr>
+          </w:pPr>
+          <w:hyperlink w:anchor="_Toc212198391" w:history="1">
+            <w:r>
+              <w:rPr>
+                <w:rStyle w:val="aa"/>
+                <w:noProof/>
+              </w:rPr>
+              <w:t>1.1 Многочлены Литтлвуда. Автокорреляция</w:t>
+            </w:r>
+            <w:r>
+              <w:rPr>
+                <w:noProof/>
+                <w:webHidden/>
+              </w:rPr>
+              <w:tab/>
+            </w:r>
+            <w:r>
+              <w:rPr>
+                <w:noProof/>
+                <w:webHidden/>
+              </w:rPr>
+              <w:fldChar w:fldCharType="begin"/>
+            </w:r>
+            <w:r>
+              <w:rPr>
+                <w:noProof/>
+                <w:webHidden/>
+              </w:rPr>
+              <w:instrText xml:space="preserve"> PAGEREF _Toc212198391 \h </w:instrText>
+            </w:r>
+            <w:r>
+              <w:rPr>
+                <w:noProof/>
+                <w:webHidden/>
+              </w:rPr>
+            </w:r>
+            <w:r>
+              <w:rPr>
+                <w:noProof/>
+                <w:webHidden/>
+              </w:rPr>
+              <w:fldChar w:fldCharType="separate"/>
+            </w:r>
+            <w:r>
+              <w:rPr>
+                <w:noProof/>
+                <w:webHidden/>
+              </w:rPr>
+              <w:t>5</w:t>
+            </w:r>
+            <w:r>
+              <w:rPr>
+                <w:noProof/>
+                <w:webHidden/>
+              </w:rPr>
+              <w:fldChar w:fldCharType="end"/>
+            </w:r>
+          </w:hyperlink>
+        </w:p>
+        <w:p>
+          <w:pPr>
+            <w:pStyle w:val="21"/>
+            <w:tabs>
+              <w:tab w:val="right" w:leader="dot" w:pos="9628"/>
+            </w:tabs>
+            <w:spacing w:line="240" w:lineRule="auto"/>
+            <w:rPr>
+              <w:rFonts w:asciiTheme="minorHAnsi" w:eastAsiaTheme="minorEastAsia" w:hAnsiTheme="minorHAnsi"/>
+              <w:noProof/>
+              <w:sz w:val="22"/>
+              <w:lang w:eastAsia="ru-RU"/>
+            </w:rPr>
+          </w:pPr>
+          <w:hyperlink w:anchor="_Toc212198392" w:history="1">
+            <w:r>
+              <w:rPr>
+                <w:rStyle w:val="aa"/>
+                <w:noProof/>
+              </w:rPr>
+              <w:t>1.2 Плоские многочлены Литтлвуда</w:t>
+            </w:r>
+            <w:r>
+              <w:rPr>
+                <w:noProof/>
+                <w:webHidden/>
+              </w:rPr>
+              <w:tab/>
+            </w:r>
+            <w:r>
+              <w:rPr>
+                <w:noProof/>
+                <w:webHidden/>
+              </w:rPr>
+              <w:fldChar w:fldCharType="begin"/>
+            </w:r>
+            <w:r>
+              <w:rPr>
+                <w:noProof/>
+                <w:webHidden/>
+              </w:rPr>
+              <w:instrText xml:space="preserve"> PAGEREF _Toc212198392 \h </w:instrText>
+            </w:r>
+            <w:r>
+              <w:rPr>
+                <w:noProof/>
+                <w:webHidden/>
+              </w:rPr>
+            </w:r>
+            <w:r>
+              <w:rPr>
+                <w:noProof/>
+                <w:webHidden/>
+              </w:rPr>
+              <w:fldChar w:fldCharType="separate"/>
+            </w:r>
+            <w:r>
+              <w:rPr>
+                <w:noProof/>
+                <w:webHidden/>
+              </w:rPr>
+              <w:t>7</w:t>
+            </w:r>
+            <w:r>
+              <w:rPr>
+                <w:noProof/>
+                <w:webHidden/>
+              </w:rPr>
+              <w:fldChar w:fldCharType="end"/>
+            </w:r>
+          </w:hyperlink>
+        </w:p>
+        <w:p>
+          <w:pPr>
+            <w:pStyle w:val="21"/>
+            <w:tabs>
+              <w:tab w:val="right" w:leader="dot" w:pos="9628"/>
+            </w:tabs>
+            <w:spacing w:line="240" w:lineRule="auto"/>
+            <w:rPr>
+              <w:rFonts w:asciiTheme="minorHAnsi" w:eastAsiaTheme="minorEastAsia" w:hAnsiTheme="minorHAnsi"/>
+              <w:noProof/>
+              <w:sz w:val="22"/>
+              <w:lang w:eastAsia="ru-RU"/>
+            </w:rPr>
+          </w:pPr>
+          <w:hyperlink w:anchor="_Toc212198393" w:history="1">
+            <w:r>
+              <w:rPr>
+                <w:rStyle w:val="aa"/>
+                <w:noProof/>
+              </w:rPr>
+              <w:t>1.3 Многочлены Шапиро</w:t>
+            </w:r>
+            <w:r>
+              <w:rPr>
+                <w:noProof/>
+                <w:webHidden/>
+              </w:rPr>
+              <w:tab/>
+            </w:r>
+            <w:r>
+              <w:rPr>
+                <w:noProof/>
+                <w:webHidden/>
+              </w:rPr>
+              <w:fldChar w:fldCharType="begin"/>
+            </w:r>
+            <w:r>
+              <w:rPr>
+                <w:noProof/>
+                <w:webHidden/>
+              </w:rPr>
+              <w:instrText xml:space="preserve"> PAGEREF _Toc212198393 \h </w:instrText>
+            </w:r>
+            <w:r>
+              <w:rPr>
+                <w:noProof/>
+                <w:webHidden/>
+              </w:rPr>
+            </w:r>
+            <w:r>
+              <w:rPr>
+                <w:noProof/>
+                <w:webHidden/>
+              </w:rPr>
+              <w:fldChar w:fldCharType="separate"/>
+            </w:r>
+            <w:r>
+              <w:rPr>
+                <w:noProof/>
+                <w:webHidden/>
+              </w:rPr>
+              <w:t>8</w:t>
+            </w:r>
+            <w:r>
+              <w:rPr>
+                <w:noProof/>
+                <w:webHidden/>
+              </w:rPr>
+              <w:fldChar w:fldCharType="end"/>
+            </w:r>
+          </w:hyperlink>
+        </w:p>
+        <w:p>
+          <w:pPr>
+            <w:pStyle w:val="11"/>
+            <w:tabs>
+              <w:tab w:val="right" w:leader="dot" w:pos="9628"/>
+            </w:tabs>
+            <w:spacing w:line="240" w:lineRule="auto"/>
+            <w:rPr>
+              <w:rFonts w:asciiTheme="minorHAnsi" w:eastAsiaTheme="minorEastAsia" w:hAnsiTheme="minorHAnsi"/>
+              <w:noProof/>
+              <w:sz w:val="22"/>
+              <w:lang w:eastAsia="ru-RU"/>
+            </w:rPr>
+          </w:pPr>
+          <w:hyperlink w:anchor="_Toc212198394" w:history="1">
+            <w:r>
+              <w:rPr>
+                <w:rStyle w:val="aa"/>
+                <w:noProof/>
+              </w:rPr>
+              <w:t>Глава 2 Алгоритмы вычисления автокорреляции и построения многочленов Шапиро</w:t>
+            </w:r>
+            <w:r>
+              <w:rPr>
+                <w:noProof/>
+                <w:webHidden/>
+              </w:rPr>
+              <w:tab/>
+            </w:r>
+            <w:r>
+              <w:rPr>
+                <w:noProof/>
+                <w:webHidden/>
+              </w:rPr>
+              <w:fldChar w:fldCharType="begin"/>
+            </w:r>
+            <w:r>
+              <w:rPr>
+                <w:noProof/>
+                <w:webHidden/>
+              </w:rPr>
+              <w:instrText xml:space="preserve"> PAGEREF _Toc212198394 \h </w:instrText>
+            </w:r>
+            <w:r>
+              <w:rPr>
+                <w:noProof/>
+                <w:webHidden/>
+              </w:rPr>
+            </w:r>
+            <w:r>
+              <w:rPr>
+                <w:noProof/>
+                <w:webHidden/>
+              </w:rPr>
+              <w:fldChar w:fldCharType="separate"/>
+            </w:r>
+            <w:r>
+              <w:rPr>
+                <w:noProof/>
+                <w:webHidden/>
+              </w:rPr>
+              <w:t>9</w:t>
+            </w:r>
+            <w:r>
+              <w:rPr>
+                <w:noProof/>
+                <w:webHidden/>
+              </w:rPr>
+              <w:fldChar w:fldCharType="end"/>
+            </w:r>
+          </w:hyperlink>
+        </w:p>
+        <w:p>
+          <w:pPr>
+            <w:pStyle w:val="21"/>
+            <w:tabs>
+              <w:tab w:val="right" w:leader="dot" w:pos="9628"/>
+            </w:tabs>
+            <w:spacing w:line="240" w:lineRule="auto"/>
+            <w:rPr>
+              <w:rFonts w:asciiTheme="minorHAnsi" w:eastAsiaTheme="minorEastAsia" w:hAnsiTheme="minorHAnsi"/>
+              <w:noProof/>
+              <w:sz w:val="22"/>
+              <w:lang w:eastAsia="ru-RU"/>
+            </w:rPr>
+          </w:pPr>
+          <w:hyperlink w:anchor="_Toc212198395" w:history="1">
+            <w:r>
+              <w:rPr>
+                <w:rStyle w:val="aa"/>
+                <w:noProof/>
+              </w:rPr>
+              <w:t>2.1 Расчёт автокорреляции</w:t>
+            </w:r>
+            <w:r>
+              <w:rPr>
+                <w:noProof/>
+                <w:webHidden/>
+              </w:rPr>
+              <w:tab/>
+            </w:r>
+            <w:r>
+              <w:rPr>
+                <w:noProof/>
+                <w:webHidden/>
+              </w:rPr>
+              <w:fldChar w:fldCharType="begin"/>
+            </w:r>
+            <w:r>
+              <w:rPr>
+                <w:noProof/>
+                <w:webHidden/>
+              </w:rPr>
+              <w:instrText xml:space="preserve"> PAGEREF _Toc212198395 \h </w:instrText>
+            </w:r>
+            <w:r>
+              <w:rPr>
+                <w:noProof/>
+                <w:webHidden/>
+              </w:rPr>
+            </w:r>
+            <w:r>
+              <w:rPr>
+                <w:noProof/>
+                <w:webHidden/>
+              </w:rPr>
+              <w:fldChar w:fldCharType="separate"/>
+            </w:r>
+            <w:r>
+              <w:rPr>
+                <w:noProof/>
+                <w:webHidden/>
+              </w:rPr>
+              <w:t>9</w:t>
+            </w:r>
+            <w:r>
+              <w:rPr>
+                <w:noProof/>
+                <w:webHidden/>
+              </w:rPr>
+              <w:fldChar w:fldCharType="end"/>
+            </w:r>
+          </w:hyperlink>
+        </w:p>
+        <w:p>
+          <w:pPr>
+            <w:pStyle w:val="21"/>
+            <w:tabs>
+              <w:tab w:val="right" w:leader="dot" w:pos="9628"/>
+            </w:tabs>
+            <w:spacing w:line="240" w:lineRule="auto"/>
+            <w:rPr>
+              <w:rFonts w:asciiTheme="minorHAnsi" w:eastAsiaTheme="minorEastAsia" w:hAnsiTheme="minorHAnsi"/>
+              <w:noProof/>
+              <w:sz w:val="22"/>
+              <w:lang w:eastAsia="ru-RU"/>
+            </w:rPr>
+          </w:pPr>
+          <w:hyperlink w:anchor="_Toc212198396" w:history="1">
+            <w:r>
+              <w:rPr>
+                <w:rStyle w:val="aa"/>
+                <w:noProof/>
+              </w:rPr>
+              <w:t>2.2 Алгоритм построения многочленов Шапиро.</w:t>
+            </w:r>
+            <w:r>
+              <w:rPr>
+                <w:noProof/>
+                <w:webHidden/>
+              </w:rPr>
+              <w:tab/>
+            </w:r>
+            <w:r>
+              <w:rPr>
+                <w:noProof/>
+                <w:webHidden/>
+              </w:rPr>
+              <w:fldChar w:fldCharType="begin"/>
+            </w:r>
+            <w:r>
+              <w:rPr>
+                <w:noProof/>
+                <w:webHidden/>
+              </w:rPr>
+              <w:instrText xml:space="preserve"> PAGEREF _Toc212198396 \h </w:instrText>
+            </w:r>
+            <w:r>
+              <w:rPr>
+                <w:noProof/>
+                <w:webHidden/>
+              </w:rPr>
+            </w:r>
+            <w:r>
+              <w:rPr>
+                <w:noProof/>
+                <w:webHidden/>
+              </w:rPr>
+              <w:fldChar w:fldCharType="separate"/>
+            </w:r>
+            <w:r>
+              <w:rPr>
+                <w:noProof/>
+                <w:webHidden/>
+              </w:rPr>
+              <w:t>10</w:t>
+            </w:r>
+            <w:r>
+              <w:rPr>
+                <w:noProof/>
+                <w:webHidden/>
+              </w:rPr>
+              <w:fldChar w:fldCharType="end"/>
+            </w:r>
+          </w:hyperlink>
+        </w:p>
+        <w:p>
+          <w:pPr>
+            <w:pStyle w:val="11"/>
+            <w:tabs>
+              <w:tab w:val="right" w:leader="dot" w:pos="9628"/>
+            </w:tabs>
+            <w:spacing w:line="240" w:lineRule="auto"/>
+            <w:rPr>
+              <w:rFonts w:asciiTheme="minorHAnsi" w:eastAsiaTheme="minorEastAsia" w:hAnsiTheme="minorHAnsi"/>
+              <w:noProof/>
+              <w:sz w:val="22"/>
+              <w:lang w:eastAsia="ru-RU"/>
+            </w:rPr>
+          </w:pPr>
+          <w:hyperlink w:anchor="_Toc212198397" w:history="1">
+            <w:r>
+              <w:rPr>
+                <w:rStyle w:val="aa"/>
+                <w:noProof/>
+              </w:rPr>
+              <w:t>Глава 3 Реализация алгоритмов и анализ полученных результатов</w:t>
+            </w:r>
+            <w:r>
+              <w:rPr>
+                <w:noProof/>
+                <w:webHidden/>
+              </w:rPr>
+              <w:tab/>
+            </w:r>
+            <w:r>
+              <w:rPr>
+                <w:noProof/>
+                <w:webHidden/>
+              </w:rPr>
+              <w:fldChar w:fldCharType="begin"/>
+            </w:r>
+            <w:r>
+              <w:rPr>
+                <w:noProof/>
+                <w:webHidden/>
+              </w:rPr>
+              <w:instrText xml:space="preserve"> PAGEREF _Toc212198397 \h </w:instrText>
+            </w:r>
+            <w:r>
+              <w:rPr>
+                <w:noProof/>
+                <w:webHidden/>
+              </w:rPr>
+            </w:r>
+            <w:r>
+              <w:rPr>
+                <w:noProof/>
+                <w:webHidden/>
+              </w:rPr>
+              <w:fldChar w:fldCharType="separate"/>
+            </w:r>
+            <w:r>
+              <w:rPr>
+                <w:noProof/>
+                <w:webHidden/>
+              </w:rPr>
+              <w:t>12</w:t>
+            </w:r>
+            <w:r>
+              <w:rPr>
+                <w:noProof/>
+                <w:webHidden/>
+              </w:rPr>
+              <w:fldChar w:fldCharType="end"/>
+            </w:r>
+          </w:hyperlink>
+        </w:p>
+        <w:p>
+          <w:pPr>
+            <w:pStyle w:val="21"/>
+            <w:tabs>
+              <w:tab w:val="right" w:leader="dot" w:pos="9628"/>
+            </w:tabs>
+            <w:spacing w:line="240" w:lineRule="auto"/>
+            <w:rPr>
+              <w:rFonts w:asciiTheme="minorHAnsi" w:eastAsiaTheme="minorEastAsia" w:hAnsiTheme="minorHAnsi"/>
+              <w:noProof/>
+              <w:sz w:val="22"/>
+              <w:lang w:eastAsia="ru-RU"/>
+            </w:rPr>
+          </w:pPr>
+          <w:hyperlink w:anchor="_Toc212198398" w:history="1">
+            <w:r>
+              <w:rPr>
+                <w:rStyle w:val="aa"/>
+                <w:noProof/>
+              </w:rPr>
+              <w:t xml:space="preserve">3.1 Построение многочленов Шапиро и вычисление автокорреляции на языке </w:t>
+            </w:r>
+            <w:r>
+              <w:rPr>
+                <w:rStyle w:val="aa"/>
+                <w:noProof/>
+                <w:lang w:val="en-US"/>
+              </w:rPr>
+              <w:t>C</w:t>
+            </w:r>
+            <w:r>
+              <w:rPr>
+                <w:rStyle w:val="aa"/>
+                <w:noProof/>
+              </w:rPr>
+              <w:t>++</w:t>
+            </w:r>
+            <w:r>
+              <w:rPr>
+                <w:noProof/>
+                <w:webHidden/>
+              </w:rPr>
+              <w:tab/>
+            </w:r>
+            <w:r>
+              <w:rPr>
+                <w:noProof/>
+                <w:webHidden/>
+              </w:rPr>
+              <w:fldChar w:fldCharType="begin"/>
+            </w:r>
+            <w:r>
+              <w:rPr>
+                <w:noProof/>
+                <w:webHidden/>
+              </w:rPr>
+              <w:instrText xml:space="preserve"> PAGEREF _Toc212198398 \h </w:instrText>
+            </w:r>
+            <w:r>
+              <w:rPr>
+                <w:noProof/>
+                <w:webHidden/>
+              </w:rPr>
+            </w:r>
+            <w:r>
+              <w:rPr>
+                <w:noProof/>
+                <w:webHidden/>
+              </w:rPr>
+              <w:fldChar w:fldCharType="separate"/>
+            </w:r>
+            <w:r>
+              <w:rPr>
+                <w:noProof/>
+                <w:webHidden/>
+              </w:rPr>
+              <w:t>12</w:t>
+            </w:r>
+            <w:r>
+              <w:rPr>
+                <w:noProof/>
+                <w:webHidden/>
+              </w:rPr>
+              <w:fldChar w:fldCharType="end"/>
+            </w:r>
+          </w:hyperlink>
+        </w:p>
+        <w:p>
+          <w:pPr>
+            <w:pStyle w:val="31"/>
+            <w:tabs>
+              <w:tab w:val="right" w:leader="dot" w:pos="9628"/>
+            </w:tabs>
+            <w:spacing w:line="240" w:lineRule="auto"/>
+            <w:rPr>
+              <w:rFonts w:asciiTheme="minorHAnsi" w:eastAsiaTheme="minorEastAsia" w:hAnsiTheme="minorHAnsi"/>
+              <w:noProof/>
+              <w:sz w:val="22"/>
+              <w:lang w:eastAsia="ru-RU"/>
+            </w:rPr>
+          </w:pPr>
+          <w:hyperlink w:anchor="_Toc212198399" w:history="1">
+            <w:r>
+              <w:rPr>
+                <w:rStyle w:val="aa"/>
+                <w:noProof/>
+                <w:lang w:val="en-US"/>
+              </w:rPr>
+              <w:t>Autocorrelation</w:t>
+            </w:r>
+            <w:r>
+              <w:rPr>
+                <w:noProof/>
+                <w:webHidden/>
+              </w:rPr>
+              <w:tab/>
+            </w:r>
+            <w:r>
+              <w:rPr>
+                <w:noProof/>
+                <w:webHidden/>
+              </w:rPr>
+              <w:fldChar w:fldCharType="begin"/>
+            </w:r>
+            <w:r>
+              <w:rPr>
+                <w:noProof/>
+                <w:webHidden/>
+              </w:rPr>
+              <w:instrText xml:space="preserve"> PAGEREF _Toc212198399 \h </w:instrText>
+            </w:r>
+            <w:r>
+              <w:rPr>
+                <w:noProof/>
+                <w:webHidden/>
+              </w:rPr>
+            </w:r>
+            <w:r>
+              <w:rPr>
+                <w:noProof/>
+                <w:webHidden/>
+              </w:rPr>
+              <w:fldChar w:fldCharType="separate"/>
+            </w:r>
+            <w:r>
+              <w:rPr>
+                <w:noProof/>
+                <w:webHidden/>
+              </w:rPr>
+              <w:t>12</w:t>
+            </w:r>
+            <w:r>
+              <w:rPr>
+                <w:noProof/>
+                <w:webHidden/>
+              </w:rPr>
+              <w:fldChar w:fldCharType="end"/>
+            </w:r>
+          </w:hyperlink>
+        </w:p>
+        <w:p>
+          <w:pPr>
+            <w:pStyle w:val="31"/>
+            <w:tabs>
+              <w:tab w:val="right" w:leader="dot" w:pos="9628"/>
+            </w:tabs>
+            <w:spacing w:line="240" w:lineRule="auto"/>
+            <w:rPr>
+              <w:rFonts w:asciiTheme="minorHAnsi" w:eastAsiaTheme="minorEastAsia" w:hAnsiTheme="minorHAnsi"/>
+              <w:noProof/>
+              <w:sz w:val="22"/>
+              <w:lang w:eastAsia="ru-RU"/>
+            </w:rPr>
+          </w:pPr>
+          <w:hyperlink w:anchor="_Toc212198400" w:history="1">
+            <w:r>
+              <w:rPr>
+                <w:rStyle w:val="aa"/>
+                <w:noProof/>
+                <w:lang w:val="en-US"/>
+              </w:rPr>
+              <w:t>LittlewoodPolynomial</w:t>
+            </w:r>
+            <w:r>
+              <w:rPr>
+                <w:noProof/>
+                <w:webHidden/>
+              </w:rPr>
+              <w:tab/>
+            </w:r>
+            <w:r>
+              <w:rPr>
+                <w:noProof/>
+                <w:webHidden/>
+              </w:rPr>
+              <w:fldChar w:fldCharType="begin"/>
+            </w:r>
+            <w:r>
+              <w:rPr>
+                <w:noProof/>
+                <w:webHidden/>
+              </w:rPr>
+              <w:instrText xml:space="preserve"> PAGEREF _Toc212198400 \h </w:instrText>
+            </w:r>
+            <w:r>
+              <w:rPr>
+                <w:noProof/>
+                <w:webHidden/>
+              </w:rPr>
+            </w:r>
+            <w:r>
+              <w:rPr>
+                <w:noProof/>
+                <w:webHidden/>
+              </w:rPr>
+              <w:fldChar w:fldCharType="separate"/>
+            </w:r>
+            <w:r>
+              <w:rPr>
+                <w:noProof/>
+                <w:webHidden/>
+              </w:rPr>
+              <w:t>13</w:t>
+            </w:r>
+            <w:r>
+              <w:rPr>
+                <w:noProof/>
+                <w:webHidden/>
+              </w:rPr>
+              <w:fldChar w:fldCharType="end"/>
+            </w:r>
+          </w:hyperlink>
+        </w:p>
+        <w:p>
+          <w:pPr>
+            <w:pStyle w:val="31"/>
+            <w:tabs>
+              <w:tab w:val="right" w:leader="dot" w:pos="9628"/>
+            </w:tabs>
+            <w:spacing w:line="240" w:lineRule="auto"/>
+            <w:rPr>
+              <w:rFonts w:asciiTheme="minorHAnsi" w:eastAsiaTheme="minorEastAsia" w:hAnsiTheme="minorHAnsi"/>
+              <w:noProof/>
+              <w:sz w:val="22"/>
+              <w:lang w:eastAsia="ru-RU"/>
+            </w:rPr>
+          </w:pPr>
+          <w:hyperlink w:anchor="_Toc212198401" w:history="1">
+            <w:r>
+              <w:rPr>
+                <w:rStyle w:val="aa"/>
+                <w:noProof/>
+                <w:lang w:val="en-US"/>
+              </w:rPr>
+              <w:t>Tester</w:t>
+            </w:r>
+            <w:r>
+              <w:rPr>
+                <w:noProof/>
+                <w:webHidden/>
+              </w:rPr>
+              <w:tab/>
+            </w:r>
+            <w:r>
+              <w:rPr>
+                <w:noProof/>
+                <w:webHidden/>
+              </w:rPr>
+              <w:fldChar w:fldCharType="begin"/>
+            </w:r>
+            <w:r>
+              <w:rPr>
+                <w:noProof/>
+                <w:webHidden/>
+              </w:rPr>
+              <w:instrText xml:space="preserve"> PAGEREF _Toc212198401 \h </w:instrText>
+            </w:r>
+            <w:r>
+              <w:rPr>
+                <w:noProof/>
+                <w:webHidden/>
+              </w:rPr>
+            </w:r>
+            <w:r>
+              <w:rPr>
+                <w:noProof/>
+                <w:webHidden/>
+              </w:rPr>
+              <w:fldChar w:fldCharType="separate"/>
+            </w:r>
+            <w:r>
+              <w:rPr>
+                <w:noProof/>
+                <w:webHidden/>
+              </w:rPr>
+              <w:t>14</w:t>
+            </w:r>
+            <w:r>
+              <w:rPr>
+                <w:noProof/>
+                <w:webHidden/>
+              </w:rPr>
+              <w:fldChar w:fldCharType="end"/>
+            </w:r>
+          </w:hyperlink>
+        </w:p>
+        <w:p>
+          <w:pPr>
+            <w:pStyle w:val="21"/>
+            <w:tabs>
+              <w:tab w:val="right" w:leader="dot" w:pos="9628"/>
+            </w:tabs>
+            <w:spacing w:line="240" w:lineRule="auto"/>
+            <w:rPr>
+              <w:rFonts w:asciiTheme="minorHAnsi" w:eastAsiaTheme="minorEastAsia" w:hAnsiTheme="minorHAnsi"/>
+              <w:noProof/>
+              <w:sz w:val="22"/>
+              <w:lang w:eastAsia="ru-RU"/>
+            </w:rPr>
+          </w:pPr>
+          <w:hyperlink w:anchor="_Toc212198402" w:history="1">
+            <w:r>
+              <w:rPr>
+                <w:rStyle w:val="aa"/>
+                <w:noProof/>
+              </w:rPr>
+              <w:t>3.2 Тест вычисления автокорреляции</w:t>
+            </w:r>
+            <w:r>
+              <w:rPr>
+                <w:noProof/>
+                <w:webHidden/>
+              </w:rPr>
+              <w:tab/>
+            </w:r>
+            <w:r>
+              <w:rPr>
+                <w:noProof/>
+                <w:webHidden/>
+              </w:rPr>
+              <w:fldChar w:fldCharType="begin"/>
+            </w:r>
+            <w:r>
+              <w:rPr>
+                <w:noProof/>
+                <w:webHidden/>
+              </w:rPr>
+              <w:instrText xml:space="preserve"> PAGEREF _Toc212198402 \h </w:instrText>
+            </w:r>
+            <w:r>
+              <w:rPr>
+                <w:noProof/>
+                <w:webHidden/>
+              </w:rPr>
+            </w:r>
+            <w:r>
+              <w:rPr>
+                <w:noProof/>
+                <w:webHidden/>
+              </w:rPr>
+              <w:fldChar w:fldCharType="separate"/>
+            </w:r>
+            <w:r>
+              <w:rPr>
+                <w:noProof/>
+                <w:webHidden/>
+              </w:rPr>
+              <w:t>16</w:t>
+            </w:r>
+            <w:r>
+              <w:rPr>
+                <w:noProof/>
+                <w:webHidden/>
+              </w:rPr>
+              <w:fldChar w:fldCharType="end"/>
+            </w:r>
+          </w:hyperlink>
+        </w:p>
+        <w:p>
+          <w:pPr>
+            <w:pStyle w:val="21"/>
+            <w:tabs>
+              <w:tab w:val="right" w:leader="dot" w:pos="9628"/>
+            </w:tabs>
+            <w:spacing w:line="240" w:lineRule="auto"/>
+            <w:rPr>
+              <w:rFonts w:asciiTheme="minorHAnsi" w:eastAsiaTheme="minorEastAsia" w:hAnsiTheme="minorHAnsi"/>
+              <w:noProof/>
+              <w:sz w:val="22"/>
+              <w:lang w:eastAsia="ru-RU"/>
+            </w:rPr>
+          </w:pPr>
+          <w:hyperlink w:anchor="_Toc212198403" w:history="1">
+            <w:r>
+              <w:rPr>
+                <w:rStyle w:val="aa"/>
+                <w:noProof/>
+              </w:rPr>
+              <w:t>3.3 Проверка свойств многочленов Шапиро</w:t>
+            </w:r>
+            <w:r>
+              <w:rPr>
+                <w:noProof/>
+                <w:webHidden/>
+              </w:rPr>
+              <w:tab/>
+            </w:r>
+            <w:r>
+              <w:rPr>
+                <w:noProof/>
+                <w:webHidden/>
+              </w:rPr>
+              <w:fldChar w:fldCharType="begin"/>
+            </w:r>
+            <w:r>
+              <w:rPr>
+                <w:noProof/>
+                <w:webHidden/>
+              </w:rPr>
+              <w:instrText xml:space="preserve"> PAGEREF _Toc212198403 \h </w:instrText>
+            </w:r>
+            <w:r>
+              <w:rPr>
+                <w:noProof/>
+                <w:webHidden/>
+              </w:rPr>
+            </w:r>
+            <w:r>
+              <w:rPr>
+                <w:noProof/>
+                <w:webHidden/>
+              </w:rPr>
+              <w:fldChar w:fldCharType="separate"/>
+            </w:r>
+            <w:r>
+              <w:rPr>
+                <w:noProof/>
+                <w:webHidden/>
+              </w:rPr>
+              <w:t>17</w:t>
+            </w:r>
+            <w:r>
+              <w:rPr>
+                <w:noProof/>
+                <w:webHidden/>
+              </w:rPr>
+              <w:fldChar w:fldCharType="end"/>
+            </w:r>
+          </w:hyperlink>
+        </w:p>
+        <w:p>
+          <w:pPr>
+            <w:pStyle w:val="21"/>
+            <w:tabs>
+              <w:tab w:val="right" w:leader="dot" w:pos="9628"/>
+            </w:tabs>
+            <w:spacing w:line="240" w:lineRule="auto"/>
+            <w:rPr>
+              <w:rFonts w:asciiTheme="minorHAnsi" w:eastAsiaTheme="minorEastAsia" w:hAnsiTheme="minorHAnsi"/>
+              <w:noProof/>
+              <w:sz w:val="22"/>
+              <w:lang w:eastAsia="ru-RU"/>
+            </w:rPr>
+          </w:pPr>
+          <w:hyperlink w:anchor="_Toc212198404" w:history="1">
+            <w:r>
+              <w:rPr>
+                <w:rStyle w:val="aa"/>
+                <w:noProof/>
+              </w:rPr>
+              <w:t>3.4 Имитационное моделирование и статистический анализ эффективности последовательностей Шапиро</w:t>
+            </w:r>
+            <w:r>
+              <w:rPr>
+                <w:noProof/>
+                <w:webHidden/>
+              </w:rPr>
+              <w:tab/>
+            </w:r>
+            <w:r>
+              <w:rPr>
+                <w:noProof/>
+                <w:webHidden/>
+              </w:rPr>
+              <w:fldChar w:fldCharType="begin"/>
+            </w:r>
+            <w:r>
+              <w:rPr>
+                <w:noProof/>
+                <w:webHidden/>
+              </w:rPr>
+              <w:instrText xml:space="preserve"> PAGEREF _Toc212198404 \h </w:instrText>
+            </w:r>
+            <w:r>
+              <w:rPr>
+                <w:noProof/>
+                <w:webHidden/>
+              </w:rPr>
+            </w:r>
+            <w:r>
+              <w:rPr>
+                <w:noProof/>
+                <w:webHidden/>
+              </w:rPr>
+              <w:fldChar w:fldCharType="separate"/>
+            </w:r>
+            <w:r>
+              <w:rPr>
+                <w:noProof/>
+                <w:webHidden/>
+              </w:rPr>
+              <w:t>18</w:t>
+            </w:r>
+            <w:r>
+              <w:rPr>
+                <w:noProof/>
+                <w:webHidden/>
+              </w:rPr>
+              <w:fldChar w:fldCharType="end"/>
+            </w:r>
+          </w:hyperlink>
+        </w:p>
+        <w:p>
+          <w:pPr>
+            <w:pStyle w:val="11"/>
+            <w:tabs>
+              <w:tab w:val="right" w:leader="dot" w:pos="9628"/>
+            </w:tabs>
+            <w:spacing w:line="240" w:lineRule="auto"/>
+            <w:rPr>
+              <w:rFonts w:asciiTheme="minorHAnsi" w:eastAsiaTheme="minorEastAsia" w:hAnsiTheme="minorHAnsi"/>
+              <w:noProof/>
+              <w:sz w:val="22"/>
+              <w:lang w:eastAsia="ru-RU"/>
+            </w:rPr>
+          </w:pPr>
+          <w:hyperlink w:anchor="_Toc212198405" w:history="1">
+            <w:r>
+              <w:rPr>
+                <w:rStyle w:val="aa"/>
+                <w:noProof/>
+              </w:rPr>
+              <w:t>Заключение</w:t>
+            </w:r>
+            <w:r>
+              <w:rPr>
+                <w:noProof/>
+                <w:webHidden/>
+              </w:rPr>
+              <w:tab/>
+            </w:r>
+            <w:r>
+              <w:rPr>
+                <w:noProof/>
+                <w:webHidden/>
+              </w:rPr>
+              <w:fldChar w:fldCharType="begin"/>
+            </w:r>
+            <w:r>
+              <w:rPr>
+                <w:noProof/>
+                <w:webHidden/>
+              </w:rPr>
+              <w:instrText xml:space="preserve"> PAGEREF _Toc212198405 \h </w:instrText>
+            </w:r>
+            <w:r>
+              <w:rPr>
+                <w:noProof/>
+                <w:webHidden/>
+              </w:rPr>
+            </w:r>
+            <w:r>
+              <w:rPr>
+                <w:noProof/>
+                <w:webHidden/>
+              </w:rPr>
+              <w:fldChar w:fldCharType="separate"/>
+            </w:r>
+            <w:r>
+              <w:rPr>
+                <w:noProof/>
+                <w:webHidden/>
+              </w:rPr>
+              <w:t>21</w:t>
+            </w:r>
+            <w:r>
+              <w:rPr>
+                <w:noProof/>
+                <w:webHidden/>
+              </w:rPr>
+              <w:fldChar w:fldCharType="end"/>
+            </w:r>
+          </w:hyperlink>
+        </w:p>
+        <w:p>
+          <w:pPr>
+            <w:pStyle w:val="11"/>
+            <w:tabs>
+              <w:tab w:val="right" w:leader="dot" w:pos="9628"/>
+            </w:tabs>
+            <w:spacing w:line="240" w:lineRule="auto"/>
+            <w:rPr>
+              <w:rFonts w:asciiTheme="minorHAnsi" w:eastAsiaTheme="minorEastAsia" w:hAnsiTheme="minorHAnsi"/>
+              <w:noProof/>
+              <w:sz w:val="22"/>
+              <w:lang w:eastAsia="ru-RU"/>
+            </w:rPr>
+          </w:pPr>
+          <w:hyperlink w:anchor="_Toc212198406" w:history="1">
+            <w:r>
+              <w:rPr>
+                <w:rStyle w:val="aa"/>
+                <w:noProof/>
               </w:rPr>
               <w:t>Список литературы</w:t>
             </w:r>
@@ -1605,8 +1317,6 @@
               <w:rPr>
                 <w:noProof/>
                 <w:webHidden/>
-                <w:sz w:val="24"/>
-                <w:szCs w:val="24"/>
               </w:rPr>
               <w:tab/>
             </w:r>
@@ -1614,8 +1324,6 @@
               <w:rPr>
                 <w:noProof/>
                 <w:webHidden/>
-                <w:sz w:val="24"/>
-                <w:szCs w:val="24"/>
               </w:rPr>
               <w:fldChar w:fldCharType="begin"/>
             </w:r>
@@ -1623,25 +1331,19 @@
               <w:rPr>
                 <w:noProof/>
                 <w:webHidden/>
-                <w:sz w:val="24"/>
-                <w:szCs w:val="24"/>
-              </w:rPr>
-              <w:instrText xml:space="preserve"> PAGEREF _Toc211812529 \h </w:instrText>
+              </w:rPr>
+              <w:instrText xml:space="preserve"> PAGEREF _Toc212198406 \h </w:instrText>
             </w:r>
             <w:r>
               <w:rPr>
                 <w:noProof/>
                 <w:webHidden/>
-                <w:sz w:val="24"/>
-                <w:szCs w:val="24"/>
               </w:rPr>
             </w:r>
             <w:r>
               <w:rPr>
                 <w:noProof/>
                 <w:webHidden/>
-                <w:sz w:val="24"/>
-                <w:szCs w:val="24"/>
               </w:rPr>
               <w:fldChar w:fldCharType="separate"/>
             </w:r>
@@ -1649,8 +1351,6 @@
               <w:rPr>
                 <w:noProof/>
                 <w:webHidden/>
-                <w:sz w:val="24"/>
-                <w:szCs w:val="24"/>
               </w:rPr>
               <w:t>22</w:t>
             </w:r>
@@ -1658,8 +1358,6 @@
               <w:rPr>
                 <w:noProof/>
                 <w:webHidden/>
-                <w:sz w:val="24"/>
-                <w:szCs w:val="24"/>
               </w:rPr>
               <w:fldChar w:fldCharType="end"/>
             </w:r>
@@ -1685,7 +1383,7 @@
       <w:pPr>
         <w:pStyle w:val="a6"/>
       </w:pPr>
-      <w:bookmarkStart w:id="0" w:name="_Toc211812512"/>
+      <w:bookmarkStart w:id="0" w:name="_Toc212198389"/>
       <w:r>
         <w:lastRenderedPageBreak/>
         <w:t>Введение</w:t>
@@ -1916,7 +1614,7 @@
       <w:pPr>
         <w:pStyle w:val="a6"/>
       </w:pPr>
-      <w:bookmarkStart w:id="1" w:name="_Toc211812513"/>
+      <w:bookmarkStart w:id="1" w:name="_Toc212198390"/>
       <w:r>
         <w:lastRenderedPageBreak/>
         <w:t>Глава 1</w:t>
@@ -1933,7 +1631,7 @@
       <w:pPr>
         <w:pStyle w:val="2"/>
       </w:pPr>
-      <w:bookmarkStart w:id="2" w:name="_Toc211812514"/>
+      <w:bookmarkStart w:id="2" w:name="_Toc212198391"/>
       <w:r>
         <w:t>1.1 Многочлены Литтлвуда. Автокорреляция</w:t>
       </w:r>
@@ -2554,7 +2252,13 @@
         <w:rPr>
           <w:rFonts w:eastAsiaTheme="minorEastAsia"/>
         </w:rPr>
-        <w:t xml:space="preserve">Свёртка двух последовательностей </w:t>
+        <w:t>Свёрткой</w:t>
+      </w:r>
+      <w:r>
+        <w:rPr>
+          <w:rFonts w:eastAsiaTheme="minorEastAsia"/>
+        </w:rPr>
+        <w:t xml:space="preserve"> двух последовательностей </w:t>
       </w:r>
       <m:oMath>
         <m:r>
@@ -3887,11 +3591,16 @@
         <w:t>коэффициентов</w:t>
       </w:r>
       <w:r>
-        <w:t xml:space="preserve"> произведения многочленов. Значит, автокорреляцию можно вычислить, используя </w:t>
+        <w:t xml:space="preserve"> произведения </w:t>
       </w:r>
       <w:r>
         <w:lastRenderedPageBreak/>
-        <w:t>произведение многочленов. Для вычисления автокорреляции необходимо рассмотреть свёртку двух последовательностей, где одна из них перевёрнута. Это следует из формулы свёртки</w:t>
+        <w:t xml:space="preserve">многочленов. Значит, автокорреляцию можно вычислить, используя произведение многочленов. </w:t>
+      </w:r>
+    </w:p>
+    <w:p>
+      <w:r>
+        <w:t>Для вычисления автокорреляции необходимо рассмотреть свёртку двух последовательностей, где одна из них перевёрнута. Это следует из формулы свёртки</w:t>
       </w:r>
       <w:r>
         <w:t>:</w:t>
@@ -4909,7 +4618,7 @@
       <w:pPr>
         <w:pStyle w:val="2"/>
       </w:pPr>
-      <w:bookmarkStart w:id="3" w:name="_Toc211812515"/>
+      <w:bookmarkStart w:id="3" w:name="_Toc212198392"/>
       <w:r>
         <w:lastRenderedPageBreak/>
         <w:t>1.2 Плоские многочлены Литтлвуда</w:t>
@@ -6295,7 +6004,7 @@
       <w:pPr>
         <w:pStyle w:val="2"/>
       </w:pPr>
-      <w:bookmarkStart w:id="4" w:name="_Toc211812516"/>
+      <w:bookmarkStart w:id="4" w:name="_Toc212198393"/>
       <w:r>
         <w:lastRenderedPageBreak/>
         <w:t>1.3 Многочлены Шапиро</w:t>
@@ -7847,10 +7556,7 @@
         <w:t xml:space="preserve"> </w:t>
       </w:r>
       <w:r>
-        <w:t>на единичной окружности</w:t>
-      </w:r>
-      <w:r>
-        <w:t>.</w:t>
+        <w:t>на единичной окружности.</w:t>
       </w:r>
     </w:p>
     <w:p>
@@ -9540,15 +9246,8 @@
             <m:r>
               <w:rPr>
                 <w:rFonts w:ascii="Cambria Math" w:hAnsi="Cambria Math"/>
-                <w:lang w:val="en-US"/>
-              </w:rPr>
-              <m:t>n</m:t>
-            </m:r>
-            <m:r>
-              <w:rPr>
-                <w:rFonts w:ascii="Cambria Math" w:hAnsi="Cambria Math"/>
-              </w:rPr>
-              <m:t xml:space="preserve">+1 </m:t>
+              </w:rPr>
+              <m:t xml:space="preserve">n+1 </m:t>
             </m:r>
           </m:sup>
         </m:sSup>
@@ -9801,7 +9500,7 @@
                   <w:rFonts w:ascii="Cambria Math" w:eastAsiaTheme="minorEastAsia" w:hAnsi="Cambria Math"/>
                   <w:lang w:val="en-US"/>
                 </w:rPr>
-                <m:t>n+1</m:t>
+                <m:t>0+1</m:t>
               </m:r>
             </m:sup>
           </m:sSup>
@@ -10481,14 +10180,7 @@
                   <w:rFonts w:ascii="Cambria Math" w:eastAsiaTheme="minorEastAsia" w:hAnsi="Cambria Math"/>
                   <w:lang w:val="en-US"/>
                 </w:rPr>
-                <m:t>2∙</m:t>
-              </m:r>
-              <m:r>
-                <w:rPr>
-                  <w:rFonts w:ascii="Cambria Math" w:eastAsiaTheme="minorEastAsia" w:hAnsi="Cambria Math"/>
-                  <w:lang w:val="en-US"/>
-                </w:rPr>
-                <m:t>2</m:t>
+                <m:t>2∙2</m:t>
               </m:r>
             </m:e>
             <m:sup>
@@ -10980,7 +10672,7 @@
       <w:pPr>
         <w:pStyle w:val="a6"/>
       </w:pPr>
-      <w:bookmarkStart w:id="5" w:name="_Toc211812517"/>
+      <w:bookmarkStart w:id="5" w:name="_Toc212198394"/>
       <w:r>
         <w:lastRenderedPageBreak/>
         <w:t>Глава 2</w:t>
@@ -10996,11 +10688,8 @@
     <w:p>
       <w:pPr>
         <w:pStyle w:val="2"/>
-        <w:rPr>
-          <w:lang w:val="en-US"/>
-        </w:rPr>
-      </w:pPr>
-      <w:bookmarkStart w:id="6" w:name="_Toc211812518"/>
+      </w:pPr>
+      <w:bookmarkStart w:id="6" w:name="_Toc212198395"/>
       <w:r>
         <w:t>2.1 Расчёт автокорреляции</w:t>
       </w:r>
@@ -11620,7 +11309,7 @@
       <w:pPr>
         <w:pStyle w:val="2"/>
       </w:pPr>
-      <w:bookmarkStart w:id="7" w:name="_Toc211812519"/>
+      <w:bookmarkStart w:id="7" w:name="_Toc212198396"/>
       <w:r>
         <w:t>2.2 Алгоритм</w:t>
       </w:r>
@@ -11629,9 +11318,6 @@
       </w:r>
       <w:r>
         <w:t>многочленов Шапиро</w:t>
-      </w:r>
-      <w:r>
-        <w:t>.</w:t>
       </w:r>
       <w:bookmarkEnd w:id="7"/>
     </w:p>
@@ -13318,6 +13004,7 @@
     <w:p>
       <w:pPr>
         <w:rPr>
+          <w:rFonts w:eastAsiaTheme="minorEastAsia"/>
           <w:color w:val="000000" w:themeColor="text1"/>
         </w:rPr>
       </w:pPr>
@@ -13826,6 +13513,63 @@
           </m:sup>
         </m:sSup>
       </m:oMath>
+      <w:r>
+        <w:rPr>
+          <w:rFonts w:eastAsiaTheme="minorEastAsia"/>
+          <w:color w:val="000000" w:themeColor="text1"/>
+        </w:rPr>
+        <w:t>(</w:t>
+      </w:r>
+      <w:r>
+        <w:rPr>
+          <w:rFonts w:eastAsiaTheme="minorEastAsia"/>
+          <w:color w:val="000000" w:themeColor="text1"/>
+        </w:rPr>
+        <w:t xml:space="preserve">Доказательство описано </w:t>
+      </w:r>
+      <w:r>
+        <w:rPr>
+          <w:rFonts w:eastAsiaTheme="minorEastAsia"/>
+          <w:color w:val="000000" w:themeColor="text1"/>
+        </w:rPr>
+        <w:t xml:space="preserve">в </w:t>
+      </w:r>
+      <w:hyperlink w:anchor="LittlewoodPoly" w:history="1">
+        <w:r>
+          <w:rPr>
+            <w:rStyle w:val="aa"/>
+            <w:rFonts w:eastAsiaTheme="minorEastAsia"/>
+            <w:color w:val="000000" w:themeColor="text1"/>
+          </w:rPr>
+          <w:t>[</w:t>
+        </w:r>
+        <w:r>
+          <w:rPr>
+            <w:rStyle w:val="aa"/>
+            <w:rFonts w:hAnsi="Symbol"/>
+            <w:color w:val="000000" w:themeColor="text1"/>
+            <w:lang w:eastAsia="ru-RU"/>
+          </w:rPr>
+          <w:t>2</w:t>
+        </w:r>
+        <w:r>
+          <w:rPr>
+            <w:rStyle w:val="aa"/>
+            <w:rFonts w:hAnsi="Symbol"/>
+            <w:color w:val="000000" w:themeColor="text1"/>
+            <w:lang w:eastAsia="ru-RU"/>
+          </w:rPr>
+          <w:t>]</w:t>
+        </w:r>
+      </w:hyperlink>
+      <w:r>
+        <w:rPr>
+          <w:rFonts w:hAnsi="Symbol"/>
+          <w:color w:val="000000" w:themeColor="text1"/>
+          <w:lang w:eastAsia="ru-RU"/>
+        </w:rPr>
+        <w:t>)</w:t>
+      </w:r>
     </w:p>
     <w:p>
       <w:r>
@@ -13839,7 +13583,15 @@
         <w:t>чётность</w:t>
       </w:r>
       <w:r>
-        <w:t xml:space="preserve">ю числа подряд идущих единичных битов в двоичной записи индекса </w:t>
+        <w:t xml:space="preserve">ю числа подряд </w:t>
+      </w:r>
+      <w:proofErr w:type="gramStart"/>
+      <w:r>
+        <w:t>идущих</w:t>
+      </w:r>
+      <w:proofErr w:type="gramEnd"/>
+      <w:r>
+        <w:t xml:space="preserve"> единичных битов в двоичной записи индекса </w:t>
       </w:r>
       <m:oMath>
         <m:r>
@@ -14576,7 +14328,7 @@
       <w:pPr>
         <w:pStyle w:val="a6"/>
       </w:pPr>
-      <w:bookmarkStart w:id="8" w:name="_Toc211812520"/>
+      <w:bookmarkStart w:id="8" w:name="_Toc212198397"/>
       <w:r>
         <w:lastRenderedPageBreak/>
         <w:t>Глава 3 Реализация алгоритмов и анализ полученных результатов</w:t>
@@ -14585,9 +14337,9 @@
     </w:p>
     <w:p>
       <w:pPr>
-        <w:pStyle w:val="a6"/>
-      </w:pPr>
-      <w:bookmarkStart w:id="9" w:name="_Toc211812521"/>
+        <w:pStyle w:val="2"/>
+      </w:pPr>
+      <w:bookmarkStart w:id="9" w:name="_Toc212198398"/>
       <w:r>
         <w:t xml:space="preserve">3.1 Построение многочленов Шапиро и вычисление автокорреляции на языке </w:t>
       </w:r>
@@ -14657,7 +14409,7 @@
       <w:pPr>
         <w:pStyle w:val="3"/>
       </w:pPr>
-      <w:bookmarkStart w:id="10" w:name="_Toc211812522"/>
+      <w:bookmarkStart w:id="10" w:name="_Toc212198399"/>
       <w:r>
         <w:rPr>
           <w:lang w:val="en-US"/>
@@ -15690,6 +15442,7 @@
         <w:ind w:left="0" w:firstLine="567"/>
       </w:pPr>
       <w:r>
+        <w:lastRenderedPageBreak/>
         <w:t xml:space="preserve">Рассчитывается модуль в квадрате комплексных чисел путём умножения спектра </w:t>
       </w:r>
       <w:proofErr w:type="gramStart"/>
@@ -15719,7 +15472,6 @@
         <w:ind w:left="0" w:firstLine="567"/>
       </w:pPr>
       <w:r>
-        <w:lastRenderedPageBreak/>
         <w:t xml:space="preserve">Выполняется </w:t>
       </w:r>
       <w:proofErr w:type="gramStart"/>
@@ -17697,8 +17449,14 @@
     <w:p>
       <w:pPr>
         <w:pStyle w:val="ab"/>
-      </w:pPr>
-      <w:r>
+        <w:rPr>
+          <w:lang w:val="ru-RU"/>
+        </w:rPr>
+      </w:pPr>
+      <w:r>
+        <w:rPr>
+          <w:lang w:val="ru-RU"/>
+        </w:rPr>
         <w:t>}</w:t>
       </w:r>
     </w:p>
@@ -17714,7 +17472,7 @@
       <w:pPr>
         <w:pStyle w:val="3"/>
       </w:pPr>
-      <w:bookmarkStart w:id="11" w:name="_Toc211812523"/>
+      <w:bookmarkStart w:id="11" w:name="_Toc212198400"/>
       <w:proofErr w:type="spellStart"/>
       <w:r>
         <w:rPr>
@@ -17932,6 +17690,7 @@
           <w:rFonts w:eastAsiaTheme="minorEastAsia"/>
           <w:lang w:val="en-US"/>
         </w:rPr>
+        <w:lastRenderedPageBreak/>
         <w:t>randomPolynomial</w:t>
       </w:r>
       <w:proofErr w:type="spellEnd"/>
@@ -18051,7 +17810,6 @@
         <w:rPr>
           <w:color w:val="0000FF"/>
         </w:rPr>
-        <w:lastRenderedPageBreak/>
         <w:t>static</w:t>
       </w:r>
       <w:proofErr w:type="gramEnd"/>
@@ -19425,8 +19183,14 @@
     <w:p>
       <w:pPr>
         <w:pStyle w:val="ab"/>
-      </w:pPr>
-      <w:r>
+        <w:rPr>
+          <w:lang w:val="ru-RU"/>
+        </w:rPr>
+      </w:pPr>
+      <w:r>
+        <w:rPr>
+          <w:lang w:val="ru-RU"/>
+        </w:rPr>
         <w:t>}</w:t>
       </w:r>
     </w:p>
@@ -19497,7 +19261,7 @@
       <w:pPr>
         <w:pStyle w:val="3"/>
       </w:pPr>
-      <w:bookmarkStart w:id="12" w:name="_Toc211812524"/>
+      <w:bookmarkStart w:id="12" w:name="_Toc212198401"/>
       <w:r>
         <w:rPr>
           <w:lang w:val="en-US"/>
@@ -20700,8 +20464,14 @@
     <w:p>
       <w:pPr>
         <w:pStyle w:val="ab"/>
-      </w:pPr>
-      <w:r>
+        <w:rPr>
+          <w:lang w:val="ru-RU"/>
+        </w:rPr>
+      </w:pPr>
+      <w:r>
+        <w:rPr>
+          <w:lang w:val="ru-RU"/>
+        </w:rPr>
         <w:t>}</w:t>
       </w:r>
     </w:p>
@@ -20717,7 +20487,7 @@
       <w:pPr>
         <w:pStyle w:val="2"/>
       </w:pPr>
-      <w:bookmarkStart w:id="13" w:name="_Toc211812525"/>
+      <w:bookmarkStart w:id="13" w:name="_Toc212198402"/>
       <w:r>
         <w:lastRenderedPageBreak/>
         <w:t>3.</w:t>
@@ -21233,7 +21003,7 @@
       <w:pPr>
         <w:pStyle w:val="2"/>
       </w:pPr>
-      <w:bookmarkStart w:id="14" w:name="_Toc211812526"/>
+      <w:bookmarkStart w:id="14" w:name="_Toc212198403"/>
       <w:r>
         <w:t>3.</w:t>
       </w:r>
@@ -21656,7 +21426,7 @@
       <w:pPr>
         <w:pStyle w:val="2"/>
       </w:pPr>
-      <w:bookmarkStart w:id="15" w:name="_Toc211812527"/>
+      <w:bookmarkStart w:id="15" w:name="_Toc212198404"/>
       <w:r>
         <w:t>3.</w:t>
       </w:r>
@@ -22017,7 +21787,7 @@
       <w:pPr>
         <w:pStyle w:val="a6"/>
       </w:pPr>
-      <w:bookmarkStart w:id="16" w:name="_Toc211812528"/>
+      <w:bookmarkStart w:id="16" w:name="_Toc212198405"/>
       <w:r>
         <w:lastRenderedPageBreak/>
         <w:t>Заключение</w:t>
@@ -22107,66 +21877,32 @@
         <w:rPr>
           <w:color w:val="000000" w:themeColor="text1"/>
         </w:rPr>
-        <w:t xml:space="preserve"> подтверждена теоретическая оценка модуля многочленов Шапиро на единичной окружности</w:t>
-      </w:r>
-      <w:proofErr w:type="gramStart"/>
+        <w:t xml:space="preserve"> подтверждена теоретическая оценка модуля многочленов Шапиро на единичной окружности.</w:t>
+      </w:r>
       <w:r>
         <w:rPr>
           <w:color w:val="000000" w:themeColor="text1"/>
         </w:rPr>
+        <w:t xml:space="preserve"> </w:t>
+      </w:r>
+      <w:r>
+        <w:rPr>
+          <w:color w:val="000000" w:themeColor="text1"/>
+        </w:rPr>
+        <w:t>И</w:t>
+      </w:r>
+      <w:r>
+        <w:rPr>
+          <w:color w:val="000000" w:themeColor="text1"/>
+        </w:rPr>
+        <w:t>митационное моделирование подтвердило эффективность использования последовательностей Шапиро в задачах радиолокационного обнаружения</w:t>
+      </w:r>
+      <w:r>
+        <w:rPr>
+          <w:color w:val="000000" w:themeColor="text1"/>
+        </w:rPr>
         <w:t>.</w:t>
       </w:r>
-      <w:proofErr w:type="gramEnd"/>
-      <w:r>
-        <w:rPr>
-          <w:color w:val="000000" w:themeColor="text1"/>
-        </w:rPr>
-        <w:t xml:space="preserve"> </w:t>
-      </w:r>
-      <w:r>
-        <w:rPr>
-          <w:color w:val="000000" w:themeColor="text1"/>
-        </w:rPr>
-        <w:t>И</w:t>
-      </w:r>
-      <w:r>
-        <w:rPr>
-          <w:color w:val="000000" w:themeColor="text1"/>
-        </w:rPr>
-        <w:t>митац</w:t>
-      </w:r>
-      <w:r>
-        <w:rPr>
-          <w:color w:val="000000" w:themeColor="text1"/>
-        </w:rPr>
-        <w:t>ионное моделирование подтвердило</w:t>
-      </w:r>
-      <w:r>
-        <w:rPr>
-          <w:color w:val="000000" w:themeColor="text1"/>
-        </w:rPr>
-        <w:t xml:space="preserve"> эффективность</w:t>
-      </w:r>
-      <w:r>
-        <w:rPr>
-          <w:color w:val="000000" w:themeColor="text1"/>
-        </w:rPr>
-        <w:t xml:space="preserve"> использования последовательностей Шапиро</w:t>
-      </w:r>
-      <w:r>
-        <w:rPr>
-          <w:color w:val="000000" w:themeColor="text1"/>
-        </w:rPr>
-        <w:t xml:space="preserve"> в задачах радиолокационного обнаружения</w:t>
-      </w:r>
-      <w:r>
-        <w:rPr>
-          <w:color w:val="000000" w:themeColor="text1"/>
-        </w:rPr>
-        <w:t>.</w:t>
-      </w:r>
-      <w:bookmarkStart w:id="17" w:name="_GoBack"/>
-      <w:bookmarkEnd w:id="17"/>
       <w:r>
         <w:rPr>
           <w:color w:val="000000" w:themeColor="text1"/>
@@ -22233,12 +21969,12 @@
       <w:pPr>
         <w:pStyle w:val="a6"/>
       </w:pPr>
-      <w:bookmarkStart w:id="18" w:name="_Toc211812529"/>
+      <w:bookmarkStart w:id="17" w:name="_Toc212198406"/>
       <w:r>
         <w:lastRenderedPageBreak/>
         <w:t>Список литературы</w:t>
       </w:r>
-      <w:bookmarkEnd w:id="18"/>
+      <w:bookmarkEnd w:id="17"/>
     </w:p>
     <w:p>
       <w:pPr>
@@ -22349,6 +22085,9 @@
           <w:lang w:val="en-US" w:eastAsia="ru-RU"/>
         </w:rPr>
       </w:pPr>
+      <w:bookmarkStart w:id="18" w:name="LittlewoodPoly"/>
+      <w:bookmarkStart w:id="19" w:name="_GoBack"/>
+      <w:bookmarkEnd w:id="19"/>
       <w:r>
         <w:rPr>
           <w:rFonts w:hAnsi="Symbol"/>
@@ -22356,6 +22095,7 @@
         </w:rPr>
         <w:t>2</w:t>
       </w:r>
+      <w:bookmarkEnd w:id="18"/>
       <w:r>
         <w:rPr>
           <w:rFonts w:hAnsi="Symbol"/>
@@ -22590,14 +22330,14 @@
         </w:rPr>
         <w:t xml:space="preserve"> </w:t>
       </w:r>
-      <w:bookmarkStart w:id="19" w:name="FlatLittlewoodPolynomialsExist"/>
+      <w:bookmarkStart w:id="20" w:name="FlatLittlewoodPolynomialsExist"/>
       <w:r>
         <w:rPr>
           <w:lang w:val="en-US" w:eastAsia="ru-RU"/>
         </w:rPr>
         <w:t xml:space="preserve">Flat Littlewood Polynomials Exist </w:t>
       </w:r>
-      <w:bookmarkEnd w:id="19"/>
+      <w:bookmarkEnd w:id="20"/>
       <w:r>
         <w:rPr>
           <w:lang w:val="en-US" w:eastAsia="ru-RU"/>
@@ -22842,6 +22582,7 @@
         <w:docPartUnique/>
       </w:docPartObj>
     </w:sdtPr>
+    <w:sdtEndPr/>
     <w:sdtContent>
       <w:p>
         <w:pPr>
@@ -22861,7 +22602,7 @@
           <w:rPr>
             <w:noProof/>
           </w:rPr>
-          <w:t>21</w:t>
+          <w:t>22</w:t>
         </w:r>
         <w:r>
           <w:fldChar w:fldCharType="end"/>
@@ -23735,6 +23476,7 @@
   <w:style w:type="character" w:default="1" w:styleId="a0">
     <w:name w:val="Default Paragraph Font"/>
     <w:uiPriority w:val="1"/>
+    <w:semiHidden/>
     <w:unhideWhenUsed/>
   </w:style>
   <w:style w:type="table" w:default="1" w:styleId="a1">
@@ -24603,6 +24345,7 @@
   <w:style w:type="character" w:default="1" w:styleId="a0">
     <w:name w:val="Default Paragraph Font"/>
     <w:uiPriority w:val="1"/>
+    <w:semiHidden/>
     <w:unhideWhenUsed/>
   </w:style>
   <w:style w:type="table" w:default="1" w:styleId="a1">
@@ -25249,539 +24992,6 @@
 </w:styles>
 </file>
 
-<file path=word/glossary/document.xml><?xml version="1.0" encoding="utf-8"?>
-<w:glossaryDocument xmlns:wpc="http://schemas.microsoft.com/office/word/2010/wordprocessingCanvas" xmlns:mc="http://schemas.openxmlformats.org/markup-compatibility/2006" xmlns:o="urn:schemas-microsoft-com:office:office" xmlns:r="http://schemas.openxmlformats.org/officeDocument/2006/relationships" xmlns:m="http://schemas.openxmlformats.org/officeDocument/2006/math" xmlns:v="urn:schemas-microsoft-com:vml" xmlns:wp14="http://schemas.microsoft.com/office/word/2010/wordprocessingDrawing" xmlns:wp="http://schemas.openxmlformats.org/drawingml/2006/wordprocessingDrawing" xmlns:w10="urn:schemas-microsoft-com:office:word" xmlns:w="http://schemas.openxmlformats.org/wordprocessingml/2006/main" xmlns:w14="http://schemas.microsoft.com/office/word/2010/wordml" xmlns:wpg="http://schemas.microsoft.com/office/word/2010/wordprocessingGroup" xmlns:wpi="http://schemas.microsoft.com/office/word/2010/wordprocessingInk" xmlns:wne="http://schemas.microsoft.com/office/word/2006/wordml" xmlns:wps="http://schemas.microsoft.com/office/word/2010/wordprocessingShape" mc:Ignorable="w14 wp14"/>
-</file>
-
-<file path=word/glossary/fontTable.xml><?xml version="1.0" encoding="utf-8"?>
-<w:fonts xmlns:mc="http://schemas.openxmlformats.org/markup-compatibility/2006" xmlns:r="http://schemas.openxmlformats.org/officeDocument/2006/relationships" xmlns:w="http://schemas.openxmlformats.org/wordprocessingml/2006/main" xmlns:w14="http://schemas.microsoft.com/office/word/2010/wordml" mc:Ignorable="w14">
-  <w:font w:name="Times New Roman">
-    <w:panose1 w:val="02020603050405020304"/>
-    <w:charset w:val="CC"/>
-    <w:family w:val="roman"/>
-    <w:pitch w:val="variable"/>
-    <w:sig w:usb0="E0002EFF" w:usb1="C000785B" w:usb2="00000009" w:usb3="00000000" w:csb0="000001FF" w:csb1="00000000"/>
-  </w:font>
-  <w:font w:name="Symbol">
-    <w:panose1 w:val="05050102010706020507"/>
-    <w:charset w:val="02"/>
-    <w:family w:val="roman"/>
-    <w:pitch w:val="variable"/>
-    <w:sig w:usb0="00000000" w:usb1="10000000" w:usb2="00000000" w:usb3="00000000" w:csb0="80000000" w:csb1="00000000"/>
-  </w:font>
-  <w:font w:name="Courier New">
-    <w:panose1 w:val="02070309020205020404"/>
-    <w:charset w:val="CC"/>
-    <w:family w:val="modern"/>
-    <w:pitch w:val="fixed"/>
-    <w:sig w:usb0="E0002EFF" w:usb1="C0007843" w:usb2="00000009" w:usb3="00000000" w:csb0="000001FF" w:csb1="00000000"/>
-  </w:font>
-  <w:font w:name="Wingdings">
-    <w:panose1 w:val="05000000000000000000"/>
-    <w:charset w:val="02"/>
-    <w:family w:val="auto"/>
-    <w:pitch w:val="variable"/>
-    <w:sig w:usb0="00000000" w:usb1="10000000" w:usb2="00000000" w:usb3="00000000" w:csb0="80000000" w:csb1="00000000"/>
-  </w:font>
-  <w:font w:name="Calibri">
-    <w:panose1 w:val="020F0502020204030204"/>
-    <w:charset w:val="CC"/>
-    <w:family w:val="swiss"/>
-    <w:pitch w:val="variable"/>
-    <w:sig w:usb0="E4002EFF" w:usb1="C200247B" w:usb2="00000009" w:usb3="00000000" w:csb0="000001FF" w:csb1="00000000"/>
-  </w:font>
-  <w:font w:name="Tahoma">
-    <w:panose1 w:val="020B0604030504040204"/>
-    <w:charset w:val="CC"/>
-    <w:family w:val="swiss"/>
-    <w:pitch w:val="variable"/>
-    <w:sig w:usb0="E1002EFF" w:usb1="C000605B" w:usb2="00000029" w:usb3="00000000" w:csb0="000101FF" w:csb1="00000000"/>
-  </w:font>
-  <w:font w:name="Cambria">
-    <w:panose1 w:val="02040503050406030204"/>
-    <w:charset w:val="CC"/>
-    <w:family w:val="roman"/>
-    <w:pitch w:val="variable"/>
-    <w:sig w:usb0="E00006FF" w:usb1="420024FF" w:usb2="02000000" w:usb3="00000000" w:csb0="0000019F" w:csb1="00000000"/>
-  </w:font>
-  <w:font w:name="Consolas">
-    <w:panose1 w:val="020B0609020204030204"/>
-    <w:charset w:val="CC"/>
-    <w:family w:val="modern"/>
-    <w:pitch w:val="fixed"/>
-    <w:sig w:usb0="E00006FF" w:usb1="0000FCFF" w:usb2="00000001" w:usb3="00000000" w:csb0="0000019F" w:csb1="00000000"/>
-  </w:font>
-  <w:font w:name="Cambria Math">
-    <w:panose1 w:val="02040503050406030204"/>
-    <w:charset w:val="CC"/>
-    <w:family w:val="roman"/>
-    <w:pitch w:val="variable"/>
-    <w:sig w:usb0="E00006FF" w:usb1="420024FF" w:usb2="02000000" w:usb3="00000000" w:csb0="0000019F" w:csb1="00000000"/>
-  </w:font>
-  <w:font w:name="Arial">
-    <w:panose1 w:val="020B0604020202020204"/>
-    <w:charset w:val="CC"/>
-    <w:family w:val="swiss"/>
-    <w:pitch w:val="variable"/>
-    <w:sig w:usb0="E0002EFF" w:usb1="C000785B" w:usb2="00000009" w:usb3="00000000" w:csb0="000001FF" w:csb1="00000000"/>
-  </w:font>
-</w:fonts>
-</file>
-
-<file path=word/glossary/settings.xml><?xml version="1.0" encoding="utf-8"?>
-<w:settings xmlns:mc="http://schemas.openxmlformats.org/markup-compatibility/2006" xmlns:o="urn:schemas-microsoft-com:office:office" xmlns:r="http://schemas.openxmlformats.org/officeDocument/2006/relationships" xmlns:m="http://schemas.openxmlformats.org/officeDocument/2006/math" xmlns:v="urn:schemas-microsoft-com:vml" xmlns:w10="urn:schemas-microsoft-com:office:word" xmlns:w="http://schemas.openxmlformats.org/wordprocessingml/2006/main" xmlns:w14="http://schemas.microsoft.com/office/word/2010/wordml" xmlns:sl="http://schemas.openxmlformats.org/schemaLibrary/2006/main" mc:Ignorable="w14">
-  <w:view w:val="normal"/>
-  <w:defaultTabStop w:val="708"/>
-  <w:characterSpacingControl w:val="doNotCompress"/>
-  <w:compat>
-    <w:useFELayout/>
-    <w:compatSetting w:name="compatibilityMode" w:uri="http://schemas.microsoft.com/office/word" w:val="14"/>
-    <w:compatSetting w:name="overrideTableStyleFontSizeAndJustification" w:uri="http://schemas.microsoft.com/office/word" w:val="1"/>
-    <w:compatSetting w:name="enableOpenTypeFeatures" w:uri="http://schemas.microsoft.com/office/word" w:val="1"/>
-    <w:compatSetting w:name="doNotFlipMirrorIndents" w:uri="http://schemas.microsoft.com/office/word" w:val="1"/>
-  </w:compat>
-  <w:rsids>
-    <w:rsidRoot w:val="00730BE0"/>
-    <w:rsid w:val="005F4542"/>
-    <w:rsid w:val="00730BE0"/>
-    <w:rsid w:val="00B83803"/>
-    <w:rsid w:val="00C520CD"/>
-  </w:rsids>
-  <m:mathPr>
-    <m:mathFont m:val="Cambria Math"/>
-    <m:brkBin m:val="before"/>
-    <m:brkBinSub m:val="--"/>
-    <m:smallFrac m:val="0"/>
-    <m:dispDef/>
-    <m:lMargin m:val="0"/>
-    <m:rMargin m:val="0"/>
-    <m:defJc m:val="centerGroup"/>
-    <m:wrapIndent m:val="1440"/>
-    <m:intLim m:val="subSup"/>
-    <m:naryLim m:val="undOvr"/>
-  </m:mathPr>
-  <w:themeFontLang w:val="ru-RU"/>
-  <w:clrSchemeMapping w:bg1="light1" w:t1="dark1" w:bg2="light2" w:t2="dark2" w:accent1="accent1" w:accent2="accent2" w:accent3="accent3" w:accent4="accent4" w:accent5="accent5" w:accent6="accent6" w:hyperlink="hyperlink" w:followedHyperlink="followedHyperlink"/>
-  <w:decimalSymbol w:val=","/>
-  <w:listSeparator w:val=";"/>
-</w:settings>
-</file>
-
-<file path=word/glossary/styles.xml><?xml version="1.0" encoding="utf-8"?>
-<w:styles xmlns:mc="http://schemas.openxmlformats.org/markup-compatibility/2006" xmlns:r="http://schemas.openxmlformats.org/officeDocument/2006/relationships" xmlns:w="http://schemas.openxmlformats.org/wordprocessingml/2006/main" xmlns:w14="http://schemas.microsoft.com/office/word/2010/wordml" mc:Ignorable="w14">
-  <w:docDefaults>
-    <w:rPrDefault>
-      <w:rPr>
-        <w:rFonts w:asciiTheme="minorHAnsi" w:eastAsiaTheme="minorEastAsia" w:hAnsiTheme="minorHAnsi" w:cstheme="minorBidi"/>
-        <w:sz w:val="22"/>
-        <w:szCs w:val="22"/>
-        <w:lang w:val="ru-RU" w:eastAsia="ru-RU" w:bidi="ar-SA"/>
-      </w:rPr>
-    </w:rPrDefault>
-    <w:pPrDefault>
-      <w:pPr>
-        <w:spacing w:after="200" w:line="276" w:lineRule="auto"/>
-      </w:pPr>
-    </w:pPrDefault>
-  </w:docDefaults>
-  <w:latentStyles w:defLockedState="0" w:defUIPriority="99" w:defSemiHidden="1" w:defUnhideWhenUsed="1" w:defQFormat="0" w:count="267">
-    <w:lsdException w:name="Normal" w:semiHidden="0" w:uiPriority="0" w:unhideWhenUsed="0" w:qFormat="1"/>
-    <w:lsdException w:name="heading 1" w:semiHidden="0" w:uiPriority="9" w:unhideWhenUsed="0" w:qFormat="1"/>
-    <w:lsdException w:name="heading 2" w:uiPriority="9" w:qFormat="1"/>
-    <w:lsdException w:name="heading 3" w:uiPriority="9" w:qFormat="1"/>
-    <w:lsdException w:name="heading 4" w:uiPriority="9" w:qFormat="1"/>
-    <w:lsdException w:name="heading 5" w:uiPriority="9" w:qFormat="1"/>
-    <w:lsdException w:name="heading 6" w:uiPriority="9" w:qFormat="1"/>
-    <w:lsdException w:name="heading 7" w:uiPriority="9" w:qFormat="1"/>
-    <w:lsdException w:name="heading 8" w:uiPriority="9" w:qFormat="1"/>
-    <w:lsdException w:name="heading 9" w:uiPriority="9" w:qFormat="1"/>
-    <w:lsdException w:name="toc 1" w:uiPriority="39"/>
-    <w:lsdException w:name="toc 2" w:uiPriority="39"/>
-    <w:lsdException w:name="toc 3" w:uiPriority="39"/>
-    <w:lsdException w:name="toc 4" w:uiPriority="39"/>
-    <w:lsdException w:name="toc 5" w:uiPriority="39"/>
-    <w:lsdException w:name="toc 6" w:uiPriority="39"/>
-    <w:lsdException w:name="toc 7" w:uiPriority="39"/>
-    <w:lsdException w:name="toc 8" w:uiPriority="39"/>
-    <w:lsdException w:name="toc 9" w:uiPriority="39"/>
-    <w:lsdException w:name="caption" w:uiPriority="35" w:qFormat="1"/>
-    <w:lsdException w:name="Title" w:semiHidden="0" w:uiPriority="10" w:unhideWhenUsed="0" w:qFormat="1"/>
-    <w:lsdException w:name="Default Paragraph Font" w:uiPriority="1"/>
-    <w:lsdException w:name="Subtitle" w:semiHidden="0" w:uiPriority="11" w:unhideWhenUsed="0" w:qFormat="1"/>
-    <w:lsdException w:name="Strong" w:semiHidden="0" w:uiPriority="22" w:unhideWhenUsed="0" w:qFormat="1"/>
-    <w:lsdException w:name="Emphasis" w:semiHidden="0" w:uiPriority="20" w:unhideWhenUsed="0" w:qFormat="1"/>
-    <w:lsdException w:name="Table Grid" w:semiHidden="0" w:uiPriority="59" w:unhideWhenUsed="0"/>
-    <w:lsdException w:name="Placeholder Text" w:unhideWhenUsed="0"/>
-    <w:lsdException w:name="No Spacing" w:semiHidden="0" w:uiPriority="1" w:unhideWhenUsed="0" w:qFormat="1"/>
-    <w:lsdException w:name="Light Shading" w:semiHidden="0" w:uiPriority="60" w:unhideWhenUsed="0"/>
-    <w:lsdException w:name="Light List" w:semiHidden="0" w:uiPriority="61" w:unhideWhenUsed="0"/>
-    <w:lsdException w:name="Light Grid" w:semiHidden="0" w:uiPriority="62" w:unhideWhenUsed="0"/>
-    <w:lsdException w:name="Medium Shading 1" w:semiHidden="0" w:uiPriority="63" w:unhideWhenUsed="0"/>
-    <w:lsdException w:name="Medium Shading 2" w:semiHidden="0" w:uiPriority="64" w:unhideWhenUsed="0"/>
-    <w:lsdException w:name="Medium List 1" w:semiHidden="0" w:uiPriority="65" w:unhideWhenUsed="0"/>
-    <w:lsdException w:name="Medium List 2" w:semiHidden="0" w:uiPriority="66" w:unhideWhenUsed="0"/>
-    <w:lsdException w:name="Medium Grid 1" w:semiHidden="0" w:uiPriority="67" w:unhideWhenUsed="0"/>
-    <w:lsdException w:name="Medium Grid 2" w:semiHidden="0" w:uiPriority="68" w:unhideWhenUsed="0"/>
-    <w:lsdException w:name="Medium Grid 3" w:semiHidden="0" w:uiPriority="69" w:unhideWhenUsed="0"/>
-    <w:lsdException w:name="Dark List" w:semiHidden="0" w:uiPriority="70" w:unhideWhenUsed="0"/>
-    <w:lsdException w:name="Colorful Shading" w:semiHidden="0" w:uiPriority="71" w:unhideWhenUsed="0"/>
-    <w:lsdException w:name="Colorful List" w:semiHidden="0" w:uiPriority="72" w:unhideWhenUsed="0"/>
-    <w:lsdException w:name="Colorful Grid" w:semiHidden="0" w:uiPriority="73" w:unhideWhenUsed="0"/>
-    <w:lsdException w:name="Light Shading Accent 1" w:semiHidden="0" w:uiPriority="60" w:unhideWhenUsed="0"/>
-    <w:lsdException w:name="Light List Accent 1" w:semiHidden="0" w:uiPriority="61" w:unhideWhenUsed="0"/>
-    <w:lsdException w:name="Light Grid Accent 1" w:semiHidden="0" w:uiPriority="62" w:unhideWhenUsed="0"/>
-    <w:lsdException w:name="Medium Shading 1 Accent 1" w:semiHidden="0" w:uiPriority="63" w:unhideWhenUsed="0"/>
-    <w:lsdException w:name="Medium Shading 2 Accent 1" w:semiHidden="0" w:uiPriority="64" w:unhideWhenUsed="0"/>
-    <w:lsdException w:name="Medium List 1 Accent 1" w:semiHidden="0" w:uiPriority="65" w:unhideWhenUsed="0"/>
-    <w:lsdException w:name="Revision" w:unhideWhenUsed="0"/>
-    <w:lsdException w:name="List Paragraph" w:semiHidden="0" w:uiPriority="34" w:unhideWhenUsed="0" w:qFormat="1"/>
-    <w:lsdException w:name="Quote" w:semiHidden="0" w:uiPriority="29" w:unhideWhenUsed="0" w:qFormat="1"/>
-    <w:lsdException w:name="Intense Quote" w:semiHidden="0" w:uiPriority="30" w:unhideWhenUsed="0" w:qFormat="1"/>
-    <w:lsdException w:name="Medium List 2 Accent 1" w:semiHidden="0" w:uiPriority="66" w:unhideWhenUsed="0"/>
-    <w:lsdException w:name="Medium Grid 1 Accent 1" w:semiHidden="0" w:uiPriority="67" w:unhideWhenUsed="0"/>
-    <w:lsdException w:name="Medium Grid 2 Accent 1" w:semiHidden="0" w:uiPriority="68" w:unhideWhenUsed="0"/>
-    <w:lsdException w:name="Medium Grid 3 Accent 1" w:semiHidden="0" w:uiPriority="69" w:unhideWhenUsed="0"/>
-    <w:lsdException w:name="Dark List Accent 1" w:semiHidden="0" w:uiPriority="70" w:unhideWhenUsed="0"/>
-    <w:lsdException w:name="Colorful Shading Accent 1" w:semiHidden="0" w:uiPriority="71" w:unhideWhenUsed="0"/>
-    <w:lsdException w:name="Colorful List Accent 1" w:semiHidden="0" w:uiPriority="72" w:unhideWhenUsed="0"/>
-    <w:lsdException w:name="Colorful Grid Accent 1" w:semiHidden="0" w:uiPriority="73" w:unhideWhenUsed="0"/>
-    <w:lsdException w:name="Light Shading Accent 2" w:semiHidden="0" w:uiPriority="60" w:unhideWhenUsed="0"/>
-    <w:lsdException w:name="Light List Accent 2" w:semiHidden="0" w:uiPriority="61" w:unhideWhenUsed="0"/>
-    <w:lsdException w:name="Light Grid Accent 2" w:semiHidden="0" w:uiPriority="62" w:unhideWhenUsed="0"/>
-    <w:lsdException w:name="Medium Shading 1 Accent 2" w:semiHidden="0" w:uiPriority="63" w:unhideWhenUsed="0"/>
-    <w:lsdException w:name="Medium Shading 2 Accent 2" w:semiHidden="0" w:uiPriority="64" w:unhideWhenUsed="0"/>
-    <w:lsdException w:name="Medium List 1 Accent 2" w:semiHidden="0" w:uiPriority="65" w:unhideWhenUsed="0"/>
-    <w:lsdException w:name="Medium List 2 Accent 2" w:semiHidden="0" w:uiPriority="66" w:unhideWhenUsed="0"/>
-    <w:lsdException w:name="Medium Grid 1 Accent 2" w:semiHidden="0" w:uiPriority="67" w:unhideWhenUsed="0"/>
-    <w:lsdException w:name="Medium Grid 2 Accent 2" w:semiHidden="0" w:uiPriority="68" w:unhideWhenUsed="0"/>
-    <w:lsdException w:name="Medium Grid 3 Accent 2" w:semiHidden="0" w:uiPriority="69" w:unhideWhenUsed="0"/>
-    <w:lsdException w:name="Dark List Accent 2" w:semiHidden="0" w:uiPriority="70" w:unhideWhenUsed="0"/>
-    <w:lsdException w:name="Colorful Shading Accent 2" w:semiHidden="0" w:uiPriority="71" w:unhideWhenUsed="0"/>
-    <w:lsdException w:name="Colorful List Accent 2" w:semiHidden="0" w:uiPriority="72" w:unhideWhenUsed="0"/>
-    <w:lsdException w:name="Colorful Grid Accent 2" w:semiHidden="0" w:uiPriority="73" w:unhideWhenUsed="0"/>
-    <w:lsdException w:name="Light Shading Accent 3" w:semiHidden="0" w:uiPriority="60" w:unhideWhenUsed="0"/>
-    <w:lsdException w:name="Light List Accent 3" w:semiHidden="0" w:uiPriority="61" w:unhideWhenUsed="0"/>
-    <w:lsdException w:name="Light Grid Accent 3" w:semiHidden="0" w:uiPriority="62" w:unhideWhenUsed="0"/>
-    <w:lsdException w:name="Medium Shading 1 Accent 3" w:semiHidden="0" w:uiPriority="63" w:unhideWhenUsed="0"/>
-    <w:lsdException w:name="Medium Shading 2 Accent 3" w:semiHidden="0" w:uiPriority="64" w:unhideWhenUsed="0"/>
-    <w:lsdException w:name="Medium List 1 Accent 3" w:semiHidden="0" w:uiPriority="65" w:unhideWhenUsed="0"/>
-    <w:lsdException w:name="Medium List 2 Accent 3" w:semiHidden="0" w:uiPriority="66" w:unhideWhenUsed="0"/>
-    <w:lsdException w:name="Medium Grid 1 Accent 3" w:semiHidden="0" w:uiPriority="67" w:unhideWhenUsed="0"/>
-    <w:lsdException w:name="Medium Grid 2 Accent 3" w:semiHidden="0" w:uiPriority="68" w:unhideWhenUsed="0"/>
-    <w:lsdException w:name="Medium Grid 3 Accent 3" w:semiHidden="0" w:uiPriority="69" w:unhideWhenUsed="0"/>
-    <w:lsdException w:name="Dark List Accent 3" w:semiHidden="0" w:uiPriority="70" w:unhideWhenUsed="0"/>
-    <w:lsdException w:name="Colorful Shading Accent 3" w:semiHidden="0" w:uiPriority="71" w:unhideWhenUsed="0"/>
-    <w:lsdException w:name="Colorful List Accent 3" w:semiHidden="0" w:uiPriority="72" w:unhideWhenUsed="0"/>
-    <w:lsdException w:name="Colorful Grid Accent 3" w:semiHidden="0" w:uiPriority="73" w:unhideWhenUsed="0"/>
-    <w:lsdException w:name="Light Shading Accent 4" w:semiHidden="0" w:uiPriority="60" w:unhideWhenUsed="0"/>
-    <w:lsdException w:name="Light List Accent 4" w:semiHidden="0" w:uiPriority="61" w:unhideWhenUsed="0"/>
-    <w:lsdException w:name="Light Grid Accent 4" w:semiHidden="0" w:uiPriority="62" w:unhideWhenUsed="0"/>
-    <w:lsdException w:name="Medium Shading 1 Accent 4" w:semiHidden="0" w:uiPriority="63" w:unhideWhenUsed="0"/>
-    <w:lsdException w:name="Medium Shading 2 Accent 4" w:semiHidden="0" w:uiPriority="64" w:unhideWhenUsed="0"/>
-    <w:lsdException w:name="Medium List 1 Accent 4" w:semiHidden="0" w:uiPriority="65" w:unhideWhenUsed="0"/>
-    <w:lsdException w:name="Medium List 2 Accent 4" w:semiHidden="0" w:uiPriority="66" w:unhideWhenUsed="0"/>
-    <w:lsdException w:name="Medium Grid 1 Accent 4" w:semiHidden="0" w:uiPriority="67" w:unhideWhenUsed="0"/>
-    <w:lsdException w:name="Medium Grid 2 Accent 4" w:semiHidden="0" w:uiPriority="68" w:unhideWhenUsed="0"/>
-    <w:lsdException w:name="Medium Grid 3 Accent 4" w:semiHidden="0" w:uiPriority="69" w:unhideWhenUsed="0"/>
-    <w:lsdException w:name="Dark List Accent 4" w:semiHidden="0" w:uiPriority="70" w:unhideWhenUsed="0"/>
-    <w:lsdException w:name="Colorful Shading Accent 4" w:semiHidden="0" w:uiPriority="71" w:unhideWhenUsed="0"/>
-    <w:lsdException w:name="Colorful List Accent 4" w:semiHidden="0" w:uiPriority="72" w:unhideWhenUsed="0"/>
-    <w:lsdException w:name="Colorful Grid Accent 4" w:semiHidden="0" w:uiPriority="73" w:unhideWhenUsed="0"/>
-    <w:lsdException w:name="Light Shading Accent 5" w:semiHidden="0" w:uiPriority="60" w:unhideWhenUsed="0"/>
-    <w:lsdException w:name="Light List Accent 5" w:semiHidden="0" w:uiPriority="61" w:unhideWhenUsed="0"/>
-    <w:lsdException w:name="Light Grid Accent 5" w:semiHidden="0" w:uiPriority="62" w:unhideWhenUsed="0"/>
-    <w:lsdException w:name="Medium Shading 1 Accent 5" w:semiHidden="0" w:uiPriority="63" w:unhideWhenUsed="0"/>
-    <w:lsdException w:name="Medium Shading 2 Accent 5" w:semiHidden="0" w:uiPriority="64" w:unhideWhenUsed="0"/>
-    <w:lsdException w:name="Medium List 1 Accent 5" w:semiHidden="0" w:uiPriority="65" w:unhideWhenUsed="0"/>
-    <w:lsdException w:name="Medium List 2 Accent 5" w:semiHidden="0" w:uiPriority="66" w:unhideWhenUsed="0"/>
-    <w:lsdException w:name="Medium Grid 1 Accent 5" w:semiHidden="0" w:uiPriority="67" w:unhideWhenUsed="0"/>
-    <w:lsdException w:name="Medium Grid 2 Accent 5" w:semiHidden="0" w:uiPriority="68" w:unhideWhenUsed="0"/>
-    <w:lsdException w:name="Medium Grid 3 Accent 5" w:semiHidden="0" w:uiPriority="69" w:unhideWhenUsed="0"/>
-    <w:lsdException w:name="Dark List Accent 5" w:semiHidden="0" w:uiPriority="70" w:unhideWhenUsed="0"/>
-    <w:lsdException w:name="Colorful Shading Accent 5" w:semiHidden="0" w:uiPriority="71" w:unhideWhenUsed="0"/>
-    <w:lsdException w:name="Colorful List Accent 5" w:semiHidden="0" w:uiPriority="72" w:unhideWhenUsed="0"/>
-    <w:lsdException w:name="Colorful Grid Accent 5" w:semiHidden="0" w:uiPriority="73" w:unhideWhenUsed="0"/>
-    <w:lsdException w:name="Light Shading Accent 6" w:semiHidden="0" w:uiPriority="60" w:unhideWhenUsed="0"/>
-    <w:lsdException w:name="Light List Accent 6" w:semiHidden="0" w:uiPriority="61" w:unhideWhenUsed="0"/>
-    <w:lsdException w:name="Light Grid Accent 6" w:semiHidden="0" w:uiPriority="62" w:unhideWhenUsed="0"/>
-    <w:lsdException w:name="Medium Shading 1 Accent 6" w:semiHidden="0" w:uiPriority="63" w:unhideWhenUsed="0"/>
-    <w:lsdException w:name="Medium Shading 2 Accent 6" w:semiHidden="0" w:uiPriority="64" w:unhideWhenUsed="0"/>
-    <w:lsdException w:name="Medium List 1 Accent 6" w:semiHidden="0" w:uiPriority="65" w:unhideWhenUsed="0"/>
-    <w:lsdException w:name="Medium List 2 Accent 6" w:semiHidden="0" w:uiPriority="66" w:unhideWhenUsed="0"/>
-    <w:lsdException w:name="Medium Grid 1 Accent 6" w:semiHidden="0" w:uiPriority="67" w:unhideWhenUsed="0"/>
-    <w:lsdException w:name="Medium Grid 2 Accent 6" w:semiHidden="0" w:uiPriority="68" w:unhideWhenUsed="0"/>
-    <w:lsdException w:name="Medium Grid 3 Accent 6" w:semiHidden="0" w:uiPriority="69" w:unhideWhenUsed="0"/>
-    <w:lsdException w:name="Dark List Accent 6" w:semiHidden="0" w:uiPriority="70" w:unhideWhenUsed="0"/>
-    <w:lsdException w:name="Colorful Shading Accent 6" w:semiHidden="0" w:uiPriority="71" w:unhideWhenUsed="0"/>
-    <w:lsdException w:name="Colorful List Accent 6" w:semiHidden="0" w:uiPriority="72" w:unhideWhenUsed="0"/>
-    <w:lsdException w:name="Colorful Grid Accent 6" w:semiHidden="0" w:uiPriority="73" w:unhideWhenUsed="0"/>
-    <w:lsdException w:name="Subtle Emphasis" w:semiHidden="0" w:uiPriority="19" w:unhideWhenUsed="0" w:qFormat="1"/>
-    <w:lsdException w:name="Intense Emphasis" w:semiHidden="0" w:uiPriority="21" w:unhideWhenUsed="0" w:qFormat="1"/>
-    <w:lsdException w:name="Subtle Reference" w:semiHidden="0" w:uiPriority="31" w:unhideWhenUsed="0" w:qFormat="1"/>
-    <w:lsdException w:name="Intense Reference" w:semiHidden="0" w:uiPriority="32" w:unhideWhenUsed="0" w:qFormat="1"/>
-    <w:lsdException w:name="Book Title" w:semiHidden="0" w:uiPriority="33" w:unhideWhenUsed="0" w:qFormat="1"/>
-    <w:lsdException w:name="Bibliography" w:uiPriority="37"/>
-    <w:lsdException w:name="TOC Heading" w:uiPriority="39" w:qFormat="1"/>
-  </w:latentStyles>
-  <w:style w:type="paragraph" w:default="1" w:styleId="a">
-    <w:name w:val="Normal"/>
-    <w:qFormat/>
-  </w:style>
-  <w:style w:type="character" w:default="1" w:styleId="a0">
-    <w:name w:val="Default Paragraph Font"/>
-    <w:uiPriority w:val="1"/>
-    <w:semiHidden/>
-    <w:unhideWhenUsed/>
-  </w:style>
-  <w:style w:type="table" w:default="1" w:styleId="a1">
-    <w:name w:val="Normal Table"/>
-    <w:uiPriority w:val="99"/>
-    <w:semiHidden/>
-    <w:unhideWhenUsed/>
-    <w:tblPr>
-      <w:tblInd w:w="0" w:type="dxa"/>
-      <w:tblCellMar>
-        <w:top w:w="0" w:type="dxa"/>
-        <w:left w:w="108" w:type="dxa"/>
-        <w:bottom w:w="0" w:type="dxa"/>
-        <w:right w:w="108" w:type="dxa"/>
-      </w:tblCellMar>
-    </w:tblPr>
-  </w:style>
-  <w:style w:type="numbering" w:default="1" w:styleId="a2">
-    <w:name w:val="No List"/>
-    <w:uiPriority w:val="99"/>
-    <w:semiHidden/>
-    <w:unhideWhenUsed/>
-  </w:style>
-  <w:style w:type="character" w:styleId="a3">
-    <w:name w:val="Placeholder Text"/>
-    <w:basedOn w:val="a0"/>
-    <w:uiPriority w:val="99"/>
-    <w:semiHidden/>
-    <w:rsid w:val="005F4542"/>
-    <w:rPr>
-      <w:color w:val="808080"/>
-    </w:rPr>
-  </w:style>
-  <w:style w:type="paragraph" w:customStyle="1" w:styleId="8DC7AF6455D648B0846C3CC21E66F3BB">
-    <w:name w:val="8DC7AF6455D648B0846C3CC21E66F3BB"/>
-    <w:rsid w:val="005F4542"/>
-  </w:style>
-</w:styles>
-</file>
-
-<file path=word/glossary/stylesWithEffects.xml><?xml version="1.0" encoding="utf-8"?>
-<w:styles xmlns:wpc="http://schemas.microsoft.com/office/word/2010/wordprocessingCanvas" xmlns:mc="http://schemas.openxmlformats.org/markup-compatibility/2006" xmlns:o="urn:schemas-microsoft-com:office:office" xmlns:r="http://schemas.openxmlformats.org/officeDocument/2006/relationships" xmlns:m="http://schemas.openxmlformats.org/officeDocument/2006/math" xmlns:v="urn:schemas-microsoft-com:vml" xmlns:wp14="http://schemas.microsoft.com/office/word/2010/wordprocessingDrawing" xmlns:wp="http://schemas.openxmlformats.org/drawingml/2006/wordprocessingDrawing" xmlns:w10="urn:schemas-microsoft-com:office:word" xmlns:w="http://schemas.openxmlformats.org/wordprocessingml/2006/main" xmlns:w14="http://schemas.microsoft.com/office/word/2010/wordml" xmlns:wpg="http://schemas.microsoft.com/office/word/2010/wordprocessingGroup" xmlns:wpi="http://schemas.microsoft.com/office/word/2010/wordprocessingInk" xmlns:wne="http://schemas.microsoft.com/office/word/2006/wordml" xmlns:wps="http://schemas.microsoft.com/office/word/2010/wordprocessingShape" mc:Ignorable="w14 wp14">
-  <w:docDefaults>
-    <w:rPrDefault>
-      <w:rPr>
-        <w:rFonts w:asciiTheme="minorHAnsi" w:eastAsiaTheme="minorEastAsia" w:hAnsiTheme="minorHAnsi" w:cstheme="minorBidi"/>
-        <w:sz w:val="22"/>
-        <w:szCs w:val="22"/>
-        <w:lang w:val="ru-RU" w:eastAsia="ru-RU" w:bidi="ar-SA"/>
-      </w:rPr>
-    </w:rPrDefault>
-    <w:pPrDefault>
-      <w:pPr>
-        <w:spacing w:after="200" w:line="276" w:lineRule="auto"/>
-      </w:pPr>
-    </w:pPrDefault>
-  </w:docDefaults>
-  <w:latentStyles w:defLockedState="0" w:defUIPriority="99" w:defSemiHidden="1" w:defUnhideWhenUsed="1" w:defQFormat="0" w:count="267">
-    <w:lsdException w:name="Normal" w:semiHidden="0" w:uiPriority="0" w:unhideWhenUsed="0" w:qFormat="1"/>
-    <w:lsdException w:name="heading 1" w:semiHidden="0" w:uiPriority="9" w:unhideWhenUsed="0" w:qFormat="1"/>
-    <w:lsdException w:name="heading 2" w:uiPriority="9" w:qFormat="1"/>
-    <w:lsdException w:name="heading 3" w:uiPriority="9" w:qFormat="1"/>
-    <w:lsdException w:name="heading 4" w:uiPriority="9" w:qFormat="1"/>
-    <w:lsdException w:name="heading 5" w:uiPriority="9" w:qFormat="1"/>
-    <w:lsdException w:name="heading 6" w:uiPriority="9" w:qFormat="1"/>
-    <w:lsdException w:name="heading 7" w:uiPriority="9" w:qFormat="1"/>
-    <w:lsdException w:name="heading 8" w:uiPriority="9" w:qFormat="1"/>
-    <w:lsdException w:name="heading 9" w:uiPriority="9" w:qFormat="1"/>
-    <w:lsdException w:name="toc 1" w:uiPriority="39"/>
-    <w:lsdException w:name="toc 2" w:uiPriority="39"/>
-    <w:lsdException w:name="toc 3" w:uiPriority="39"/>
-    <w:lsdException w:name="toc 4" w:uiPriority="39"/>
-    <w:lsdException w:name="toc 5" w:uiPriority="39"/>
-    <w:lsdException w:name="toc 6" w:uiPriority="39"/>
-    <w:lsdException w:name="toc 7" w:uiPriority="39"/>
-    <w:lsdException w:name="toc 8" w:uiPriority="39"/>
-    <w:lsdException w:name="toc 9" w:uiPriority="39"/>
-    <w:lsdException w:name="caption" w:uiPriority="35" w:qFormat="1"/>
-    <w:lsdException w:name="Title" w:semiHidden="0" w:uiPriority="10" w:unhideWhenUsed="0" w:qFormat="1"/>
-    <w:lsdException w:name="Default Paragraph Font" w:uiPriority="1"/>
-    <w:lsdException w:name="Subtitle" w:semiHidden="0" w:uiPriority="11" w:unhideWhenUsed="0" w:qFormat="1"/>
-    <w:lsdException w:name="Strong" w:semiHidden="0" w:uiPriority="22" w:unhideWhenUsed="0" w:qFormat="1"/>
-    <w:lsdException w:name="Emphasis" w:semiHidden="0" w:uiPriority="20" w:unhideWhenUsed="0" w:qFormat="1"/>
-    <w:lsdException w:name="Table Grid" w:semiHidden="0" w:uiPriority="59" w:unhideWhenUsed="0"/>
-    <w:lsdException w:name="Placeholder Text" w:unhideWhenUsed="0"/>
-    <w:lsdException w:name="No Spacing" w:semiHidden="0" w:uiPriority="1" w:unhideWhenUsed="0" w:qFormat="1"/>
-    <w:lsdException w:name="Light Shading" w:semiHidden="0" w:uiPriority="60" w:unhideWhenUsed="0"/>
-    <w:lsdException w:name="Light List" w:semiHidden="0" w:uiPriority="61" w:unhideWhenUsed="0"/>
-    <w:lsdException w:name="Light Grid" w:semiHidden="0" w:uiPriority="62" w:unhideWhenUsed="0"/>
-    <w:lsdException w:name="Medium Shading 1" w:semiHidden="0" w:uiPriority="63" w:unhideWhenUsed="0"/>
-    <w:lsdException w:name="Medium Shading 2" w:semiHidden="0" w:uiPriority="64" w:unhideWhenUsed="0"/>
-    <w:lsdException w:name="Medium List 1" w:semiHidden="0" w:uiPriority="65" w:unhideWhenUsed="0"/>
-    <w:lsdException w:name="Medium List 2" w:semiHidden="0" w:uiPriority="66" w:unhideWhenUsed="0"/>
-    <w:lsdException w:name="Medium Grid 1" w:semiHidden="0" w:uiPriority="67" w:unhideWhenUsed="0"/>
-    <w:lsdException w:name="Medium Grid 2" w:semiHidden="0" w:uiPriority="68" w:unhideWhenUsed="0"/>
-    <w:lsdException w:name="Medium Grid 3" w:semiHidden="0" w:uiPriority="69" w:unhideWhenUsed="0"/>
-    <w:lsdException w:name="Dark List" w:semiHidden="0" w:uiPriority="70" w:unhideWhenUsed="0"/>
-    <w:lsdException w:name="Colorful Shading" w:semiHidden="0" w:uiPriority="71" w:unhideWhenUsed="0"/>
-    <w:lsdException w:name="Colorful List" w:semiHidden="0" w:uiPriority="72" w:unhideWhenUsed="0"/>
-    <w:lsdException w:name="Colorful Grid" w:semiHidden="0" w:uiPriority="73" w:unhideWhenUsed="0"/>
-    <w:lsdException w:name="Light Shading Accent 1" w:semiHidden="0" w:uiPriority="60" w:unhideWhenUsed="0"/>
-    <w:lsdException w:name="Light List Accent 1" w:semiHidden="0" w:uiPriority="61" w:unhideWhenUsed="0"/>
-    <w:lsdException w:name="Light Grid Accent 1" w:semiHidden="0" w:uiPriority="62" w:unhideWhenUsed="0"/>
-    <w:lsdException w:name="Medium Shading 1 Accent 1" w:semiHidden="0" w:uiPriority="63" w:unhideWhenUsed="0"/>
-    <w:lsdException w:name="Medium Shading 2 Accent 1" w:semiHidden="0" w:uiPriority="64" w:unhideWhenUsed="0"/>
-    <w:lsdException w:name="Medium List 1 Accent 1" w:semiHidden="0" w:uiPriority="65" w:unhideWhenUsed="0"/>
-    <w:lsdException w:name="Revision" w:unhideWhenUsed="0"/>
-    <w:lsdException w:name="List Paragraph" w:semiHidden="0" w:uiPriority="34" w:unhideWhenUsed="0" w:qFormat="1"/>
-    <w:lsdException w:name="Quote" w:semiHidden="0" w:uiPriority="29" w:unhideWhenUsed="0" w:qFormat="1"/>
-    <w:lsdException w:name="Intense Quote" w:semiHidden="0" w:uiPriority="30" w:unhideWhenUsed="0" w:qFormat="1"/>
-    <w:lsdException w:name="Medium List 2 Accent 1" w:semiHidden="0" w:uiPriority="66" w:unhideWhenUsed="0"/>
-    <w:lsdException w:name="Medium Grid 1 Accent 1" w:semiHidden="0" w:uiPriority="67" w:unhideWhenUsed="0"/>
-    <w:lsdException w:name="Medium Grid 2 Accent 1" w:semiHidden="0" w:uiPriority="68" w:unhideWhenUsed="0"/>
-    <w:lsdException w:name="Medium Grid 3 Accent 1" w:semiHidden="0" w:uiPriority="69" w:unhideWhenUsed="0"/>
-    <w:lsdException w:name="Dark List Accent 1" w:semiHidden="0" w:uiPriority="70" w:unhideWhenUsed="0"/>
-    <w:lsdException w:name="Colorful Shading Accent 1" w:semiHidden="0" w:uiPriority="71" w:unhideWhenUsed="0"/>
-    <w:lsdException w:name="Colorful List Accent 1" w:semiHidden="0" w:uiPriority="72" w:unhideWhenUsed="0"/>
-    <w:lsdException w:name="Colorful Grid Accent 1" w:semiHidden="0" w:uiPriority="73" w:unhideWhenUsed="0"/>
-    <w:lsdException w:name="Light Shading Accent 2" w:semiHidden="0" w:uiPriority="60" w:unhideWhenUsed="0"/>
-    <w:lsdException w:name="Light List Accent 2" w:semiHidden="0" w:uiPriority="61" w:unhideWhenUsed="0"/>
-    <w:lsdException w:name="Light Grid Accent 2" w:semiHidden="0" w:uiPriority="62" w:unhideWhenUsed="0"/>
-    <w:lsdException w:name="Medium Shading 1 Accent 2" w:semiHidden="0" w:uiPriority="63" w:unhideWhenUsed="0"/>
-    <w:lsdException w:name="Medium Shading 2 Accent 2" w:semiHidden="0" w:uiPriority="64" w:unhideWhenUsed="0"/>
-    <w:lsdException w:name="Medium List 1 Accent 2" w:semiHidden="0" w:uiPriority="65" w:unhideWhenUsed="0"/>
-    <w:lsdException w:name="Medium List 2 Accent 2" w:semiHidden="0" w:uiPriority="66" w:unhideWhenUsed="0"/>
-    <w:lsdException w:name="Medium Grid 1 Accent 2" w:semiHidden="0" w:uiPriority="67" w:unhideWhenUsed="0"/>
-    <w:lsdException w:name="Medium Grid 2 Accent 2" w:semiHidden="0" w:uiPriority="68" w:unhideWhenUsed="0"/>
-    <w:lsdException w:name="Medium Grid 3 Accent 2" w:semiHidden="0" w:uiPriority="69" w:unhideWhenUsed="0"/>
-    <w:lsdException w:name="Dark List Accent 2" w:semiHidden="0" w:uiPriority="70" w:unhideWhenUsed="0"/>
-    <w:lsdException w:name="Colorful Shading Accent 2" w:semiHidden="0" w:uiPriority="71" w:unhideWhenUsed="0"/>
-    <w:lsdException w:name="Colorful List Accent 2" w:semiHidden="0" w:uiPriority="72" w:unhideWhenUsed="0"/>
-    <w:lsdException w:name="Colorful Grid Accent 2" w:semiHidden="0" w:uiPriority="73" w:unhideWhenUsed="0"/>
-    <w:lsdException w:name="Light Shading Accent 3" w:semiHidden="0" w:uiPriority="60" w:unhideWhenUsed="0"/>
-    <w:lsdException w:name="Light List Accent 3" w:semiHidden="0" w:uiPriority="61" w:unhideWhenUsed="0"/>
-    <w:lsdException w:name="Light Grid Accent 3" w:semiHidden="0" w:uiPriority="62" w:unhideWhenUsed="0"/>
-    <w:lsdException w:name="Medium Shading 1 Accent 3" w:semiHidden="0" w:uiPriority="63" w:unhideWhenUsed="0"/>
-    <w:lsdException w:name="Medium Shading 2 Accent 3" w:semiHidden="0" w:uiPriority="64" w:unhideWhenUsed="0"/>
-    <w:lsdException w:name="Medium List 1 Accent 3" w:semiHidden="0" w:uiPriority="65" w:unhideWhenUsed="0"/>
-    <w:lsdException w:name="Medium List 2 Accent 3" w:semiHidden="0" w:uiPriority="66" w:unhideWhenUsed="0"/>
-    <w:lsdException w:name="Medium Grid 1 Accent 3" w:semiHidden="0" w:uiPriority="67" w:unhideWhenUsed="0"/>
-    <w:lsdException w:name="Medium Grid 2 Accent 3" w:semiHidden="0" w:uiPriority="68" w:unhideWhenUsed="0"/>
-    <w:lsdException w:name="Medium Grid 3 Accent 3" w:semiHidden="0" w:uiPriority="69" w:unhideWhenUsed="0"/>
-    <w:lsdException w:name="Dark List Accent 3" w:semiHidden="0" w:uiPriority="70" w:unhideWhenUsed="0"/>
-    <w:lsdException w:name="Colorful Shading Accent 3" w:semiHidden="0" w:uiPriority="71" w:unhideWhenUsed="0"/>
-    <w:lsdException w:name="Colorful List Accent 3" w:semiHidden="0" w:uiPriority="72" w:unhideWhenUsed="0"/>
-    <w:lsdException w:name="Colorful Grid Accent 3" w:semiHidden="0" w:uiPriority="73" w:unhideWhenUsed="0"/>
-    <w:lsdException w:name="Light Shading Accent 4" w:semiHidden="0" w:uiPriority="60" w:unhideWhenUsed="0"/>
-    <w:lsdException w:name="Light List Accent 4" w:semiHidden="0" w:uiPriority="61" w:unhideWhenUsed="0"/>
-    <w:lsdException w:name="Light Grid Accent 4" w:semiHidden="0" w:uiPriority="62" w:unhideWhenUsed="0"/>
-    <w:lsdException w:name="Medium Shading 1 Accent 4" w:semiHidden="0" w:uiPriority="63" w:unhideWhenUsed="0"/>
-    <w:lsdException w:name="Medium Shading 2 Accent 4" w:semiHidden="0" w:uiPriority="64" w:unhideWhenUsed="0"/>
-    <w:lsdException w:name="Medium List 1 Accent 4" w:semiHidden="0" w:uiPriority="65" w:unhideWhenUsed="0"/>
-    <w:lsdException w:name="Medium List 2 Accent 4" w:semiHidden="0" w:uiPriority="66" w:unhideWhenUsed="0"/>
-    <w:lsdException w:name="Medium Grid 1 Accent 4" w:semiHidden="0" w:uiPriority="67" w:unhideWhenUsed="0"/>
-    <w:lsdException w:name="Medium Grid 2 Accent 4" w:semiHidden="0" w:uiPriority="68" w:unhideWhenUsed="0"/>
-    <w:lsdException w:name="Medium Grid 3 Accent 4" w:semiHidden="0" w:uiPriority="69" w:unhideWhenUsed="0"/>
-    <w:lsdException w:name="Dark List Accent 4" w:semiHidden="0" w:uiPriority="70" w:unhideWhenUsed="0"/>
-    <w:lsdException w:name="Colorful Shading Accent 4" w:semiHidden="0" w:uiPriority="71" w:unhideWhenUsed="0"/>
-    <w:lsdException w:name="Colorful List Accent 4" w:semiHidden="0" w:uiPriority="72" w:unhideWhenUsed="0"/>
-    <w:lsdException w:name="Colorful Grid Accent 4" w:semiHidden="0" w:uiPriority="73" w:unhideWhenUsed="0"/>
-    <w:lsdException w:name="Light Shading Accent 5" w:semiHidden="0" w:uiPriority="60" w:unhideWhenUsed="0"/>
-    <w:lsdException w:name="Light List Accent 5" w:semiHidden="0" w:uiPriority="61" w:unhideWhenUsed="0"/>
-    <w:lsdException w:name="Light Grid Accent 5" w:semiHidden="0" w:uiPriority="62" w:unhideWhenUsed="0"/>
-    <w:lsdException w:name="Medium Shading 1 Accent 5" w:semiHidden="0" w:uiPriority="63" w:unhideWhenUsed="0"/>
-    <w:lsdException w:name="Medium Shading 2 Accent 5" w:semiHidden="0" w:uiPriority="64" w:unhideWhenUsed="0"/>
-    <w:lsdException w:name="Medium List 1 Accent 5" w:semiHidden="0" w:uiPriority="65" w:unhideWhenUsed="0"/>
-    <w:lsdException w:name="Medium List 2 Accent 5" w:semiHidden="0" w:uiPriority="66" w:unhideWhenUsed="0"/>
-    <w:lsdException w:name="Medium Grid 1 Accent 5" w:semiHidden="0" w:uiPriority="67" w:unhideWhenUsed="0"/>
-    <w:lsdException w:name="Medium Grid 2 Accent 5" w:semiHidden="0" w:uiPriority="68" w:unhideWhenUsed="0"/>
-    <w:lsdException w:name="Medium Grid 3 Accent 5" w:semiHidden="0" w:uiPriority="69" w:unhideWhenUsed="0"/>
-    <w:lsdException w:name="Dark List Accent 5" w:semiHidden="0" w:uiPriority="70" w:unhideWhenUsed="0"/>
-    <w:lsdException w:name="Colorful Shading Accent 5" w:semiHidden="0" w:uiPriority="71" w:unhideWhenUsed="0"/>
-    <w:lsdException w:name="Colorful List Accent 5" w:semiHidden="0" w:uiPriority="72" w:unhideWhenUsed="0"/>
-    <w:lsdException w:name="Colorful Grid Accent 5" w:semiHidden="0" w:uiPriority="73" w:unhideWhenUsed="0"/>
-    <w:lsdException w:name="Light Shading Accent 6" w:semiHidden="0" w:uiPriority="60" w:unhideWhenUsed="0"/>
-    <w:lsdException w:name="Light List Accent 6" w:semiHidden="0" w:uiPriority="61" w:unhideWhenUsed="0"/>
-    <w:lsdException w:name="Light Grid Accent 6" w:semiHidden="0" w:uiPriority="62" w:unhideWhenUsed="0"/>
-    <w:lsdException w:name="Medium Shading 1 Accent 6" w:semiHidden="0" w:uiPriority="63" w:unhideWhenUsed="0"/>
-    <w:lsdException w:name="Medium Shading 2 Accent 6" w:semiHidden="0" w:uiPriority="64" w:unhideWhenUsed="0"/>
-    <w:lsdException w:name="Medium List 1 Accent 6" w:semiHidden="0" w:uiPriority="65" w:unhideWhenUsed="0"/>
-    <w:lsdException w:name="Medium List 2 Accent 6" w:semiHidden="0" w:uiPriority="66" w:unhideWhenUsed="0"/>
-    <w:lsdException w:name="Medium Grid 1 Accent 6" w:semiHidden="0" w:uiPriority="67" w:unhideWhenUsed="0"/>
-    <w:lsdException w:name="Medium Grid 2 Accent 6" w:semiHidden="0" w:uiPriority="68" w:unhideWhenUsed="0"/>
-    <w:lsdException w:name="Medium Grid 3 Accent 6" w:semiHidden="0" w:uiPriority="69" w:unhideWhenUsed="0"/>
-    <w:lsdException w:name="Dark List Accent 6" w:semiHidden="0" w:uiPriority="70" w:unhideWhenUsed="0"/>
-    <w:lsdException w:name="Colorful Shading Accent 6" w:semiHidden="0" w:uiPriority="71" w:unhideWhenUsed="0"/>
-    <w:lsdException w:name="Colorful List Accent 6" w:semiHidden="0" w:uiPriority="72" w:unhideWhenUsed="0"/>
-    <w:lsdException w:name="Colorful Grid Accent 6" w:semiHidden="0" w:uiPriority="73" w:unhideWhenUsed="0"/>
-    <w:lsdException w:name="Subtle Emphasis" w:semiHidden="0" w:uiPriority="19" w:unhideWhenUsed="0" w:qFormat="1"/>
-    <w:lsdException w:name="Intense Emphasis" w:semiHidden="0" w:uiPriority="21" w:unhideWhenUsed="0" w:qFormat="1"/>
-    <w:lsdException w:name="Subtle Reference" w:semiHidden="0" w:uiPriority="31" w:unhideWhenUsed="0" w:qFormat="1"/>
-    <w:lsdException w:name="Intense Reference" w:semiHidden="0" w:uiPriority="32" w:unhideWhenUsed="0" w:qFormat="1"/>
-    <w:lsdException w:name="Book Title" w:semiHidden="0" w:uiPriority="33" w:unhideWhenUsed="0" w:qFormat="1"/>
-    <w:lsdException w:name="Bibliography" w:uiPriority="37"/>
-    <w:lsdException w:name="TOC Heading" w:uiPriority="39" w:qFormat="1"/>
-  </w:latentStyles>
-  <w:style w:type="paragraph" w:default="1" w:styleId="a">
-    <w:name w:val="Normal"/>
-    <w:qFormat/>
-  </w:style>
-  <w:style w:type="character" w:default="1" w:styleId="a0">
-    <w:name w:val="Default Paragraph Font"/>
-    <w:uiPriority w:val="1"/>
-    <w:semiHidden/>
-    <w:unhideWhenUsed/>
-  </w:style>
-  <w:style w:type="table" w:default="1" w:styleId="a1">
-    <w:name w:val="Normal Table"/>
-    <w:uiPriority w:val="99"/>
-    <w:semiHidden/>
-    <w:unhideWhenUsed/>
-    <w:tblPr>
-      <w:tblInd w:w="0" w:type="dxa"/>
-      <w:tblCellMar>
-        <w:top w:w="0" w:type="dxa"/>
-        <w:left w:w="108" w:type="dxa"/>
-        <w:bottom w:w="0" w:type="dxa"/>
-        <w:right w:w="108" w:type="dxa"/>
-      </w:tblCellMar>
-    </w:tblPr>
-  </w:style>
-  <w:style w:type="numbering" w:default="1" w:styleId="a2">
-    <w:name w:val="No List"/>
-    <w:uiPriority w:val="99"/>
-    <w:semiHidden/>
-    <w:unhideWhenUsed/>
-  </w:style>
-  <w:style w:type="character" w:styleId="a3">
-    <w:name w:val="Placeholder Text"/>
-    <w:basedOn w:val="a0"/>
-    <w:uiPriority w:val="99"/>
-    <w:semiHidden/>
-    <w:rsid w:val="005F4542"/>
-    <w:rPr>
-      <w:color w:val="808080"/>
-    </w:rPr>
-  </w:style>
-  <w:style w:type="paragraph" w:customStyle="1" w:styleId="8DC7AF6455D648B0846C3CC21E66F3BB">
-    <w:name w:val="8DC7AF6455D648B0846C3CC21E66F3BB"/>
-    <w:rsid w:val="005F4542"/>
-  </w:style>
-</w:styles>
-</file>
-
-<file path=word/glossary/webSettings.xml><?xml version="1.0" encoding="utf-8"?>
-<w:webSettings xmlns:mc="http://schemas.openxmlformats.org/markup-compatibility/2006" xmlns:r="http://schemas.openxmlformats.org/officeDocument/2006/relationships" xmlns:w="http://schemas.openxmlformats.org/wordprocessingml/2006/main" xmlns:w14="http://schemas.microsoft.com/office/word/2010/wordml" mc:Ignorable="w14">
-  <w:optimizeForBrowser/>
-  <w:allowPNG/>
-</w:webSettings>
-</file>
-
 <file path=word/theme/theme1.xml><?xml version="1.0" encoding="utf-8"?>
 <a:theme xmlns:a="http://schemas.openxmlformats.org/drawingml/2006/main" name="Тема Office">
   <a:themeElements>
@@ -26072,7 +25282,7 @@
 </file>
 
 <file path=customXml/itemProps1.xml><?xml version="1.0" encoding="utf-8"?>
-<ds:datastoreItem xmlns:ds="http://schemas.openxmlformats.org/officeDocument/2006/customXml" ds:itemID="{5ACAA0E3-8358-423D-BB7C-F9433FBD3FD4}">
+<ds:datastoreItem xmlns:ds="http://schemas.openxmlformats.org/officeDocument/2006/customXml" ds:itemID="{4146A406-D89F-4C32-AB8A-63FC8089D6BC}">
   <ds:schemaRefs>
     <ds:schemaRef ds:uri="http://schemas.openxmlformats.org/officeDocument/2006/bibliography"/>
   </ds:schemaRefs>
